--- a/Graph_Explorer_User_Manual.docx
+++ b/Graph_Explorer_User_Manual.docx
@@ -27,7 +27,7 @@
         <w:jc w:val="center"/>
       </w:pPr>
       <w:r>
-        <w:t>Version 1.1  ·  June 2026</w:t>
+        <w:t>Version 1.2  ·  June 2026</w:t>
       </w:r>
     </w:p>
     <w:p>
@@ -689,6 +689,48 @@
     <w:p>
       <w:r>
         <w:t>Open the query bar via Database → Neo4j Cypher (the bar toggles on each click). Type or paste a Cypher query and click Run, or press Ctrl+Enter (Cmd+Enter on Mac).</w:t>
+      </w:r>
+    </w:p>
+    <w:p>
+      <w:pPr>
+        <w:pStyle w:val="Heading3"/>
+        <w:spacing w:before="120"/>
+      </w:pPr>
+      <w:r>
+        <w:t>Autocomplete</w:t>
+      </w:r>
+    </w:p>
+    <w:p>
+      <w:r>
+        <w:t xml:space="preserve">As you type, a dropdown appears with suggestions for node labels, relationship types, property keys, and Cypher keywords. The suggestions are fetched from your connected Neo4j database. Click a suggestion or press Enter to insert it. Press Escape to dismiss the dropdown.</w:t>
+      </w:r>
+    </w:p>
+    <w:p>
+      <w:pPr>
+        <w:pStyle w:val="Heading3"/>
+        <w:spacing w:before="120"/>
+      </w:pPr>
+      <w:r>
+        <w:t>Syntax Checking</w:t>
+      </w:r>
+    </w:p>
+    <w:p>
+      <w:r>
+        <w:t xml:space="preserve">The query bar checks your Cypher as you type. A red bar below the textarea indicates a structural error (for example, a space after a dot in a property name, or unbalanced brackets). After you pause typing, the query is also validated against Neo4j via EXPLAIN. A green “✓ Syntax OK” message confirms the query is valid. A yellow warning highlights potential type errors, such as using a property reference as a boolean condition (e.g. WHERE r.Count AND … — this will fail at runtime). Fix the query before running it.</w:t>
+      </w:r>
+    </w:p>
+    <w:p>
+      <w:pPr>
+        <w:pStyle w:val="Heading3"/>
+        <w:spacing w:before="120"/>
+      </w:pPr>
+      <w:r>
+        <w:t>Large Result Set Warning</w:t>
+      </w:r>
+    </w:p>
+    <w:p>
+      <w:r>
+        <w:t xml:space="preserve">If a query would return more than 20 000 rows, a dialog appears showing the row count before loading the data. It warns that sentence coloring will be disabled for large graphs. Click OK to load anyway or Cancel to refine your query first.</w:t>
       </w:r>
     </w:p>
     <w:tbl>
@@ -2561,6 +2603,179 @@
     <w:p>
       <w:r>
         <w:t>Clones are saved as part of the graph via File → Save Subgraph and are restored at their saved positions when the file is reopened.</w:t>
+      </w:r>
+    </w:p>
+    <w:p>
+      <w:pPr>
+        <w:pStyle w:val="Heading1"/>
+        <w:spacing w:before="280"/>
+      </w:pPr>
+      <w:r>
+        <w:t>5. Querying the Database</w:t>
+      </w:r>
+    </w:p>
+    <w:p>
+      <w:r>
+        <w:t xml:space="preserve">Graph Explorer can query Neo4j on behalf of the current graph to add new nodes and edges or find relations between existing ones. These commands are all in the Database menu.</w:t>
+      </w:r>
+    </w:p>
+    <w:p>
+      <w:pPr>
+        <w:pStyle w:val="Heading2"/>
+        <w:spacing w:before="160"/>
+      </w:pPr>
+      <w:r>
+        <w:t>5.1  Find Relations Between Groups</w:t>
+      </w:r>
+    </w:p>
+    <w:p>
+      <w:r>
+        <w:t xml:space="preserve">Go to Database → Find relations ▶ and choose a filter:</w:t>
+      </w:r>
+    </w:p>
+    <w:p>
+      <w:pPr>
+        <w:pStyle w:val="ListBullet"/>
+      </w:pPr>
+      <w:r>
+        <w:t xml:space="preserve">All — any relation type.</w:t>
+      </w:r>
+    </w:p>
+    <w:p>
+      <w:pPr>
+        <w:pStyle w:val="ListBullet"/>
+      </w:pPr>
+      <w:r>
+        <w:t xml:space="preserve">Direct physical interactions — direct causal relation types only.</w:t>
+      </w:r>
+    </w:p>
+    <w:p>
+      <w:pPr>
+        <w:pStyle w:val="ListBullet"/>
+      </w:pPr>
+      <w:r>
+        <w:t xml:space="preserve">Biomarker — Biomarker relation type only.</w:t>
+      </w:r>
+    </w:p>
+    <w:p>
+      <w:pPr>
+        <w:pStyle w:val="ListBullet"/>
+      </w:pPr>
+      <w:r>
+        <w:t xml:space="preserve">Indirect — indirect relation types only.</w:t>
+      </w:r>
+    </w:p>
+    <w:p>
+      <w:r>
+        <w:t xml:space="preserve">The command searches Neo4j for relations that connect the selected nodes to the unselected nodes in the current graph. Select the nodes you are interested in first, then run the command. A confirmation dialog shows how many new relations were found and their breakdown by type. Click OK to add them to the graph.</w:t>
+      </w:r>
+    </w:p>
+    <w:p>
+      <w:pPr>
+        <w:pStyle w:val="Heading2"/>
+        <w:spacing w:before="160"/>
+      </w:pPr>
+      <w:r>
+        <w:t>5.2  Load Similar Relations</w:t>
+      </w:r>
+    </w:p>
+    <w:p>
+      <w:r>
+        <w:t xml:space="preserve">Go to Database → Find relations ▶ → Load similar relations. This command takes every edge in the current graph that does not yet have a RelationID (typically edges loaded from an RNEF file) and searches Neo4j for the closest matching relation. It fills in the RelationID for exact matches and adds new similar-relation edges for close matches. A summary dialog reports how many edges were matched and how many new edges were added. The command runs in the background — a status message appears in the header bar while it is working.</w:t>
+      </w:r>
+    </w:p>
+    <w:p>
+      <w:pPr>
+        <w:pStyle w:val="Heading2"/>
+        <w:spacing w:before="160"/>
+      </w:pPr>
+      <w:r>
+        <w:t>5.3  Expand Selected Nodes</w:t>
+      </w:r>
+    </w:p>
+    <w:p>
+      <w:r>
+        <w:t xml:space="preserve">Select one or more nodes, then go to Database → Expand ▶ and choose a mode:</w:t>
+      </w:r>
+    </w:p>
+    <w:p>
+      <w:pPr>
+        <w:pStyle w:val="ListBullet"/>
+      </w:pPr>
+      <w:r>
+        <w:t xml:space="preserve">Expand All — fetches all neighbours of the selected nodes from Neo4j.</w:t>
+      </w:r>
+    </w:p>
+    <w:p>
+      <w:pPr>
+        <w:pStyle w:val="ListBullet"/>
+      </w:pPr>
+      <w:r>
+        <w:t xml:space="preserve">Expand To… — opens a dialog where you choose which node types to include (e.g. only Protein and Disease neighbours).</w:t>
+      </w:r>
+    </w:p>
+    <w:p>
+      <w:pPr>
+        <w:pStyle w:val="ListBullet"/>
+      </w:pPr>
+      <w:r>
+        <w:t xml:space="preserve">Find relations between selected and unselected — same as Find relations (All) routed through the expand pipeline.</w:t>
+      </w:r>
+    </w:p>
+    <w:p>
+      <w:pPr>
+        <w:pStyle w:val="ListBullet"/>
+      </w:pPr>
+      <w:r>
+        <w:t xml:space="preserve">Expand similar — fetches neighbours connected by indirect or binding relation types.</w:t>
+      </w:r>
+    </w:p>
+    <w:p>
+      <w:pPr>
+        <w:pStyle w:val="ListBullet"/>
+      </w:pPr>
+      <w:r>
+        <w:t xml:space="preserve">Expand direct — fetches neighbours connected by direct relation types only.</w:t>
+      </w:r>
+    </w:p>
+    <w:p>
+      <w:r>
+        <w:t xml:space="preserve">After the query runs, a confirmation dialog shows the count of new nodes and edges that will be added. Click Confirm to add them or Cancel to discard. The operation is undoable (Ctrl+Z).</w:t>
+      </w:r>
+    </w:p>
+    <w:p>
+      <w:pPr>
+        <w:pStyle w:val="Heading2"/>
+        <w:spacing w:before="160"/>
+      </w:pPr>
+      <w:r>
+        <w:t>5.4  Export Query Data</w:t>
+      </w:r>
+    </w:p>
+    <w:p>
+      <w:r>
+        <w:t xml:space="preserve">Go to Database → Export query data ▶ to run the current Cypher query and download its results directly, without loading them into the graph. Two options:</w:t>
+      </w:r>
+    </w:p>
+    <w:p>
+      <w:pPr>
+        <w:pStyle w:val="ListBullet"/>
+      </w:pPr>
+      <w:r>
+        <w:t xml:space="preserve">Export references for current query — downloads query-references.csv with one row per literature reference for each relation in the result set.</w:t>
+      </w:r>
+    </w:p>
+    <w:p>
+      <w:pPr>
+        <w:pStyle w:val="ListBullet"/>
+      </w:pPr>
+      <w:r>
+        <w:t xml:space="preserve">Export relations for current query — downloads query-relations.csv with one row per relation (Regulator, Target, Type, Effect, Mechanism, reference count, RelationID).</w:t>
+      </w:r>
+    </w:p>
+    <w:p>
+      <w:r>
+        <w:t xml:space="preserve">If the query returns more than 20 000 rows a warning appears before the download begins.</w:t>
       </w:r>
     </w:p>
     <w:p>
@@ -4089,6 +4304,116 @@
           </w:p>
         </w:tc>
       </w:tr>
+      <w:tr>
+        <w:tc>
+          <w:tcPr>
+            <w:tcW w:type="dxa" w:w="4320"/>
+          </w:tcPr>
+          <w:p>
+            <w:r>
+              <w:t>Find relations between groups</w:t>
+            </w:r>
+          </w:p>
+        </w:tc>
+        <w:tc>
+          <w:tcPr>
+            <w:tcW w:type="dxa" w:w="4320"/>
+          </w:tcPr>
+          <w:p>
+            <w:r>
+              <w:t xml:space="preserve">Select nodes → Database → Find relations ▶ → choose filter</w:t>
+            </w:r>
+          </w:p>
+        </w:tc>
+      </w:tr>
+      <w:tr>
+        <w:tc>
+          <w:tcPr>
+            <w:tcW w:type="dxa" w:w="4320"/>
+          </w:tcPr>
+          <w:p>
+            <w:r>
+              <w:t>Load similar relations</w:t>
+            </w:r>
+          </w:p>
+        </w:tc>
+        <w:tc>
+          <w:tcPr>
+            <w:tcW w:type="dxa" w:w="4320"/>
+          </w:tcPr>
+          <w:p>
+            <w:r>
+              <w:t>Database → Find relations ▶ → Load similar relations</w:t>
+            </w:r>
+          </w:p>
+        </w:tc>
+      </w:tr>
+      <w:tr>
+        <w:tc>
+          <w:tcPr>
+            <w:tcW w:type="dxa" w:w="4320"/>
+          </w:tcPr>
+          <w:p>
+            <w:r>
+              <w:t>Expand selected nodes</w:t>
+            </w:r>
+          </w:p>
+        </w:tc>
+        <w:tc>
+          <w:tcPr>
+            <w:tcW w:type="dxa" w:w="4320"/>
+          </w:tcPr>
+          <w:p>
+            <w:r>
+              <w:t xml:space="preserve">Select nodes → Database → Expand ▶ → choose mode → Confirm</w:t>
+            </w:r>
+          </w:p>
+        </w:tc>
+      </w:tr>
+      <w:tr>
+        <w:tc>
+          <w:tcPr>
+            <w:tcW w:type="dxa" w:w="4320"/>
+          </w:tcPr>
+          <w:p>
+            <w:r>
+              <w:t>Export query references</w:t>
+            </w:r>
+          </w:p>
+        </w:tc>
+        <w:tc>
+          <w:tcPr>
+            <w:tcW w:type="dxa" w:w="4320"/>
+          </w:tcPr>
+          <w:p>
+            <w:r>
+              <w:t>Database → Export query data ▶ → Export references for current query</w:t>
+            </w:r>
+          </w:p>
+        </w:tc>
+      </w:tr>
+      <w:tr>
+        <w:tc>
+          <w:tcPr>
+            <w:tcW w:type="dxa" w:w="4320"/>
+          </w:tcPr>
+          <w:p>
+            <w:r>
+              <w:t>Export query relations</w:t>
+            </w:r>
+          </w:p>
+        </w:tc>
+        <w:tc>
+          <w:tcPr>
+            <w:tcW w:type="dxa" w:w="4320"/>
+          </w:tcPr>
+          <w:p>
+            <w:r>
+              <w:t>Database → Export query data ▶ → Export relations for current query</w:t>
+            </w:r>
+          </w:p>
+        </w:tc>
+      </w:tr>
     </w:tbl>
     <w:p/>
     <w:sectPr>

--- a/Graph_Explorer_User_Manual.docx
+++ b/Graph_Explorer_User_Manual.docx
@@ -1,6 +1,6 @@
 
 <file path=word/document.xml><?xml version="1.0" encoding="utf-8"?>
-<w:document xmlns:wpc="http://schemas.microsoft.com/office/word/2010/wordprocessingCanvas" xmlns:mo="http://schemas.microsoft.com/office/mac/office/2008/main" xmlns:mc="http://schemas.openxmlformats.org/markup-compatibility/2006" xmlns:mv="urn:schemas-microsoft-com:mac:vml" xmlns:o="urn:schemas-microsoft-com:office:office" xmlns:r="http://schemas.openxmlformats.org/officeDocument/2006/relationships" xmlns:m="http://schemas.openxmlformats.org/officeDocument/2006/math" xmlns:v="urn:schemas-microsoft-com:vml" xmlns:wp14="http://schemas.microsoft.com/office/word/2010/wordprocessingDrawing" xmlns:wp="http://schemas.openxmlformats.org/drawingml/2006/wordprocessingDrawing" xmlns:w10="urn:schemas-microsoft-com:office:word" xmlns:w="http://schemas.openxmlformats.org/wordprocessingml/2006/main" xmlns:w14="http://schemas.microsoft.com/office/word/2010/wordml" xmlns:wpg="http://schemas.microsoft.com/office/word/2010/wordprocessingGroup" xmlns:wpi="http://schemas.microsoft.com/office/word/2010/wordprocessingInk" xmlns:wne="http://schemas.microsoft.com/office/word/2006/wordml" xmlns:wps="http://schemas.microsoft.com/office/word/2010/wordprocessingShape" mc:Ignorable="w14 wp14">
+<w:document xmlns:ns1="http://schemas.openxmlformats.org/markup-compatibility/2006" xmlns:w="http://schemas.openxmlformats.org/wordprocessingml/2006/main" ns1:Ignorable="w14 wp14">
   <w:body>
     <w:p>
       <w:pPr>
@@ -27,7 +27,7 @@
         <w:jc w:val="center"/>
       </w:pPr>
       <w:r>
-        <w:t>Version 1.2  ·  June 2026</w:t>
+        <w:t>Version 2.2.0  ·  June 2026</w:t>
       </w:r>
     </w:p>
     <w:p>
@@ -4416,6 +4416,561 @@
       </w:tr>
     </w:tbl>
     <w:p/>
+    <w:p>
+      <w:pPr>
+        <w:pStyle w:val="Heading1"/>
+        <w:spacing w:before="280"/>
+      </w:pPr>
+      <w:r>
+        <w:t>14. Merge Similar Relations</w:t>
+      </w:r>
+    </w:p>
+    <w:p>
+      <w:r>
+        <w:t xml:space="preserve">The Merge Similar Relations command collapses redundant edges between the same pair of nodes into a single consolidated edge. It is available from the Graph menu (or right-click context menu on the canvas background).</w:t>
+      </w:r>
+    </w:p>
+    <w:p>
+      <w:pPr>
+        <w:pStyle w:val="Heading2"/>
+        <w:spacing w:before="160"/>
+      </w:pPr>
+      <w:r>
+        <w:t>14.1  When to Use It</w:t>
+      </w:r>
+    </w:p>
+    <w:p>
+      <w:r>
+        <w:t xml:space="preserve">Use this command after loading an RNEF pathway or combining graphs from different sources. When the same biological relationship is represented by more than one edge — for example, a Regulation edge and a QuantitativeChange edge connecting the same regulator and target — Merge Similar Relations collapses them, retaining the more specific relation type and accumulating the reference counts from both.</w:t>
+      </w:r>
+    </w:p>
+    <w:p>
+      <w:pPr>
+        <w:pStyle w:val="Heading2"/>
+        <w:spacing w:before="160"/>
+      </w:pPr>
+      <w:r>
+        <w:t>14.2  Relation Priority</w:t>
+      </w:r>
+    </w:p>
+    <w:p>
+      <w:r>
+        <w:t xml:space="preserve">When two eligible edges are merged, the one with the higher priority score survives as the anchor. Priority from lowest to highest:</w:t>
+      </w:r>
+    </w:p>
+    <w:tbl>
+      <w:tblPr>
+        <w:tblW w:type="dxa" w:w="7640"/>
+        <w:tblBorders>
+          <w:top w:val="single" w:sz="4" w:color="AAAAAA"/>
+          <w:left w:val="single" w:sz="4" w:color="AAAAAA"/>
+          <w:bottom w:val="single" w:sz="4" w:color="AAAAAA"/>
+          <w:right w:val="single" w:sz="4" w:color="AAAAAA"/>
+          <w:insideH w:val="single" w:sz="4" w:color="AAAAAA"/>
+          <w:insideV w:val="single" w:sz="4" w:color="AAAAAA"/>
+        </w:tblBorders>
+      </w:tblPr>
+      <w:tblGrid>
+        <w:gridCol w:w="2200"/>
+        <w:gridCol w:w="5440"/>
+      </w:tblGrid>
+      <w:tr>
+        <w:tc>
+          <w:tcPr>
+            <w:tcW w:type="dxa" w:w="2200"/>
+            <w:shd w:val="clear" w:fill="D9E2F3"/>
+          </w:tcPr>
+          <w:p>
+            <w:r>
+              <w:rPr>
+                <w:b/>
+              </w:rPr>
+              <w:t xml:space="preserve">Priority</w:t>
+            </w:r>
+          </w:p>
+        </w:tc>
+        <w:tc>
+          <w:tcPr>
+            <w:tcW w:type="dxa" w:w="5440"/>
+            <w:shd w:val="clear" w:fill="D9E2F3"/>
+          </w:tcPr>
+          <w:p>
+            <w:r>
+              <w:rPr>
+                <w:b/>
+              </w:rPr>
+              <w:t xml:space="preserve">Relation types</w:t>
+            </w:r>
+          </w:p>
+        </w:tc>
+      </w:tr>
+      <w:tr>
+        <w:tc>
+          <w:tcPr>
+            <w:tcW w:type="dxa" w:w="2200"/>
+          </w:tcPr>
+          <w:p>
+            <w:r>
+              <w:t xml:space="preserve">Lowest (-2)</w:t>
+            </w:r>
+          </w:p>
+        </w:tc>
+        <w:tc>
+          <w:tcPr>
+            <w:tcW w:type="dxa" w:w="5440"/>
+          </w:tcPr>
+          <w:p>
+            <w:r>
+              <w:t xml:space="preserve">FunctionalAssociation</w:t>
+            </w:r>
+          </w:p>
+        </w:tc>
+      </w:tr>
+      <w:tr>
+        <w:tc>
+          <w:tcPr>
+            <w:tcW w:type="dxa" w:w="2200"/>
+          </w:tcPr>
+          <w:p>
+            <w:r>
+              <w:t xml:space="preserve">-1</w:t>
+            </w:r>
+          </w:p>
+        </w:tc>
+        <w:tc>
+          <w:tcPr>
+            <w:tcW w:type="dxa" w:w="5440"/>
+          </w:tcPr>
+          <w:p>
+            <w:r>
+              <w:t xml:space="preserve">Regulation</w:t>
+            </w:r>
+          </w:p>
+        </w:tc>
+      </w:tr>
+      <w:tr>
+        <w:tc>
+          <w:tcPr>
+            <w:tcW w:type="dxa" w:w="2200"/>
+          </w:tcPr>
+          <w:p>
+            <w:r>
+              <w:t xml:space="preserve">0</w:t>
+            </w:r>
+          </w:p>
+        </w:tc>
+        <w:tc>
+          <w:tcPr>
+            <w:tcW w:type="dxa" w:w="5440"/>
+          </w:tcPr>
+          <w:p>
+            <w:r>
+              <w:t xml:space="preserve">QuantitativeChange, StateChange</w:t>
+            </w:r>
+          </w:p>
+        </w:tc>
+      </w:tr>
+      <w:tr>
+        <w:tc>
+          <w:tcPr>
+            <w:tcW w:type="dxa" w:w="2200"/>
+          </w:tcPr>
+          <w:p>
+            <w:r>
+              <w:t xml:space="preserve">1</w:t>
+            </w:r>
+          </w:p>
+        </w:tc>
+        <w:tc>
+          <w:tcPr>
+            <w:tcW w:type="dxa" w:w="5440"/>
+          </w:tcPr>
+          <w:p>
+            <w:r>
+              <w:t xml:space="preserve">MolTransport, MolSynthesis, Expression</w:t>
+            </w:r>
+          </w:p>
+        </w:tc>
+      </w:tr>
+      <w:tr>
+        <w:tc>
+          <w:tcPr>
+            <w:tcW w:type="dxa" w:w="2200"/>
+          </w:tcPr>
+          <w:p>
+            <w:r>
+              <w:t xml:space="preserve">3</w:t>
+            </w:r>
+          </w:p>
+        </w:tc>
+        <w:tc>
+          <w:tcPr>
+            <w:tcW w:type="dxa" w:w="5440"/>
+          </w:tcPr>
+          <w:p>
+            <w:r>
+              <w:t xml:space="preserve">Biomarker</w:t>
+            </w:r>
+          </w:p>
+        </w:tc>
+      </w:tr>
+      <w:tr>
+        <w:tc>
+          <w:tcPr>
+            <w:tcW w:type="dxa" w:w="2200"/>
+          </w:tcPr>
+          <w:p>
+            <w:r>
+              <w:t xml:space="preserve">4</w:t>
+            </w:r>
+          </w:p>
+        </w:tc>
+        <w:tc>
+          <w:tcPr>
+            <w:tcW w:type="dxa" w:w="5440"/>
+          </w:tcPr>
+          <w:p>
+            <w:r>
+              <w:t xml:space="preserve">Binding</w:t>
+            </w:r>
+          </w:p>
+        </w:tc>
+      </w:tr>
+      <w:tr>
+        <w:tc>
+          <w:tcPr>
+            <w:tcW w:type="dxa" w:w="2200"/>
+          </w:tcPr>
+          <w:p>
+            <w:r>
+              <w:t xml:space="preserve">5</w:t>
+            </w:r>
+          </w:p>
+        </w:tc>
+        <w:tc>
+          <w:tcPr>
+            <w:tcW w:type="dxa" w:w="5440"/>
+          </w:tcPr>
+          <w:p>
+            <w:r>
+              <w:t xml:space="preserve">ProtModification</w:t>
+            </w:r>
+          </w:p>
+        </w:tc>
+      </w:tr>
+      <w:tr>
+        <w:tc>
+          <w:tcPr>
+            <w:tcW w:type="dxa" w:w="2200"/>
+          </w:tcPr>
+          <w:p>
+            <w:r>
+              <w:t xml:space="preserve">Highest (6)</w:t>
+            </w:r>
+          </w:p>
+        </w:tc>
+        <w:tc>
+          <w:tcPr>
+            <w:tcW w:type="dxa" w:w="5440"/>
+          </w:tcPr>
+          <w:p>
+            <w:r>
+              <w:t xml:space="preserve">PromoterBinding, DirectRegulation</w:t>
+            </w:r>
+          </w:p>
+        </w:tc>
+      </w:tr>
+    </w:tbl>
+    <w:p>
+      <w:r>
+        <w:t xml:space="preserve">PromoterBinding and DirectRegulation share the same priority but are NOT merged with each other. Regulation is always merged into the higher-priority type when they connect the same two nodes in the same direction.</w:t>
+      </w:r>
+    </w:p>
+    <w:p>
+      <w:pPr>
+        <w:pStyle w:val="Heading2"/>
+        <w:spacing w:before="160"/>
+      </w:pPr>
+      <w:r>
+        <w:t>14.3  What Gets Merged</w:t>
+      </w:r>
+    </w:p>
+    <w:p>
+      <w:r>
+        <w:t xml:space="preserve">A confirmation dialog appears before any changes are made. It reports:</w:t>
+      </w:r>
+    </w:p>
+    <w:p>
+      <w:pPr>
+        <w:pStyle w:val="ListBullet"/>
+      </w:pPr>
+      <w:r>
+        <w:t xml:space="preserve">How many edge groups were found</w:t>
+      </w:r>
+    </w:p>
+    <w:p>
+      <w:pPr>
+        <w:pStyle w:val="ListBullet"/>
+      </w:pPr>
+      <w:r>
+        <w:t xml:space="preserve">How many edges will be removed</w:t>
+      </w:r>
+    </w:p>
+    <w:p>
+      <w:pPr>
+        <w:pStyle w:val="ListBullet"/>
+      </w:pPr>
+      <w:r>
+        <w:t xml:space="preserve">A breakdown by relation type</w:t>
+      </w:r>
+    </w:p>
+    <w:p>
+      <w:r>
+        <w:t xml:space="preserve">Click OK to proceed or Cancel to leave the graph unchanged. The operation is undoable with Ctrl+Z.</w:t>
+      </w:r>
+    </w:p>
+    <w:p>
+      <w:pPr>
+        <w:pStyle w:val="Heading1"/>
+        <w:spacing w:before="280"/>
+      </w:pPr>
+      <w:r>
+        <w:t>15. Create/Edit Relation Dialog</w:t>
+      </w:r>
+    </w:p>
+    <w:p>
+      <w:r>
+        <w:t xml:space="preserve">Right-click any edge and choose Edit Properties to open the Create/Edit Relation dialog. This dialog shows the relation type, directionality arrow, and editable property key/value pairs.</w:t>
+      </w:r>
+    </w:p>
+    <w:p>
+      <w:pPr>
+        <w:pStyle w:val="Heading2"/>
+        <w:spacing w:before="160"/>
+      </w:pPr>
+      <w:r>
+        <w:t>15.1  Relation Type Dropdown</w:t>
+      </w:r>
+    </w:p>
+    <w:p>
+      <w:r>
+        <w:t xml:space="preserve">The Relation type dropdown is populated from the Neo4j schema. On first open the dropdown immediately shows the relation type of the selected edge. The directional arrow between the two node names reflects the relation type and non-directional flag — it is rendered correctly from the very first open of the dialog.</w:t>
+      </w:r>
+    </w:p>
+    <w:p>
+      <w:pPr>
+        <w:pStyle w:val="Heading2"/>
+        <w:spacing w:before="160"/>
+      </w:pPr>
+      <w:r>
+        <w:t>15.2  Schema Loading Indicator</w:t>
+      </w:r>
+    </w:p>
+    <w:p>
+      <w:r>
+        <w:t xml:space="preserve">If you open the dialog very quickly after logging in, before the schema has fully loaded, a "Database schema is loading…" spinner appears over the dialog. The dialog becomes interactive automatically once the schema is ready. Under normal conditions (the schema loads in the background at login) this spinner is not visible.</w:t>
+      </w:r>
+    </w:p>
+    <w:p>
+      <w:pPr>
+        <w:pStyle w:val="Heading1"/>
+        <w:spacing w:before="280"/>
+      </w:pPr>
+      <w:r>
+        <w:t>16. Ontology Analysis</w:t>
+      </w:r>
+    </w:p>
+    <w:p>
+      <w:r>
+        <w:t xml:space="preserve">Ontology Analysis lets you browse the ontology hierarchy used in the database and see how many nodes in your current graph fall under each term.</w:t>
+      </w:r>
+    </w:p>
+    <w:p>
+      <w:pPr>
+        <w:pStyle w:val="Heading2"/>
+        <w:spacing w:before="160"/>
+      </w:pPr>
+      <w:r>
+        <w:t>16.1  Opening the Dialog</w:t>
+      </w:r>
+    </w:p>
+    <w:p>
+      <w:r>
+        <w:t xml:space="preserve">Go to Database → Ontology → Ontology Analysis.</w:t>
+      </w:r>
+    </w:p>
+    <w:p>
+      <w:pPr>
+        <w:pStyle w:val="Heading2"/>
+        <w:spacing w:before="160"/>
+      </w:pPr>
+      <w:r>
+        <w:t>16.2  Browsing the Tree</w:t>
+      </w:r>
+    </w:p>
+    <w:p>
+      <w:r>
+        <w:t xml:space="preserve">Root-level terms are listed automatically. Click ▶ next to any term to expand it and see its children. The count in brackets next to each term shows how many nodes in the current graph are descendants of that term.</w:t>
+      </w:r>
+    </w:p>
+    <w:p>
+      <w:pPr>
+        <w:pStyle w:val="Heading2"/>
+        <w:spacing w:before="160"/>
+      </w:pPr>
+      <w:r>
+        <w:t>16.3  Copying a Term</w:t>
+      </w:r>
+    </w:p>
+    <w:p>
+      <w:r>
+        <w:t xml:space="preserve">Click Copy next to any term to copy its name to the clipboard. You can then paste it into a Cypher query or a property value.</w:t>
+      </w:r>
+    </w:p>
+    <w:p>
+      <w:pPr>
+        <w:pStyle w:val="Heading1"/>
+        <w:spacing w:before="280"/>
+      </w:pPr>
+      <w:r>
+        <w:t>17. Additional Troubleshooting (v2.2.0)</w:t>
+      </w:r>
+    </w:p>
+    <w:tbl>
+      <w:tblPr>
+        <w:tblW w:type="dxa" w:w="8640"/>
+        <w:tblBorders>
+          <w:top w:val="single" w:sz="4" w:color="AAAAAA"/>
+          <w:left w:val="single" w:sz="4" w:color="AAAAAA"/>
+          <w:bottom w:val="single" w:sz="4" w:color="AAAAAA"/>
+          <w:right w:val="single" w:sz="4" w:color="AAAAAA"/>
+          <w:insideH w:val="single" w:sz="4" w:color="AAAAAA"/>
+          <w:insideV w:val="single" w:sz="4" w:color="AAAAAA"/>
+        </w:tblBorders>
+      </w:tblPr>
+      <w:tblGrid>
+        <w:gridCol w:w="3000"/>
+        <w:gridCol w:w="5640"/>
+      </w:tblGrid>
+      <w:tr>
+        <w:tc>
+          <w:tcPr>
+            <w:tcW w:type="dxa" w:w="3000"/>
+            <w:shd w:val="clear" w:fill="D9E2F3"/>
+          </w:tcPr>
+          <w:p>
+            <w:r>
+              <w:rPr>
+                <w:b/>
+              </w:rPr>
+              <w:t xml:space="preserve">Problem</w:t>
+            </w:r>
+          </w:p>
+        </w:tc>
+        <w:tc>
+          <w:tcPr>
+            <w:tcW w:type="dxa" w:w="5640"/>
+            <w:shd w:val="clear" w:fill="D9E2F3"/>
+          </w:tcPr>
+          <w:p>
+            <w:r>
+              <w:rPr>
+                <w:b/>
+              </w:rPr>
+              <w:t xml:space="preserve">Fix</w:t>
+            </w:r>
+          </w:p>
+        </w:tc>
+      </w:tr>
+      <w:tr>
+        <w:tc>
+          <w:tcPr>
+            <w:tcW w:type="dxa" w:w="3000"/>
+          </w:tcPr>
+          <w:p>
+            <w:r>
+              <w:t xml:space="preserve">Create/Edit Relation dialog shows "?" instead of an arrow</w:t>
+            </w:r>
+          </w:p>
+        </w:tc>
+        <w:tc>
+          <w:tcPr>
+            <w:tcW w:type="dxa" w:w="5640"/>
+          </w:tcPr>
+          <w:p>
+            <w:r>
+              <w:t xml:space="preserve">The schema was not yet loaded. Wait for the "Database schema is loading…" spinner to disappear, then try again. Under normal conditions this should not occur.</w:t>
+            </w:r>
+          </w:p>
+        </w:tc>
+      </w:tr>
+      <w:tr>
+        <w:tc>
+          <w:tcPr>
+            <w:tcW w:type="dxa" w:w="3000"/>
+          </w:tcPr>
+          <w:p>
+            <w:r>
+              <w:t xml:space="preserve">"Unsafe PostgreSQL schema name rejected" error on startup</w:t>
+            </w:r>
+          </w:p>
+        </w:tc>
+        <w:tc>
+          <w:tcPr>
+            <w:tcW w:type="dxa" w:w="5640"/>
+          </w:tcPr>
+          <w:p>
+            <w:r>
+              <w:t xml:space="preserve">Open settings.json and replace "your-pg-schema" with your actual PostgreSQL schema name, then restart the server.</w:t>
+            </w:r>
+          </w:p>
+        </w:tc>
+      </w:tr>
+      <w:tr>
+        <w:tc>
+          <w:tcPr>
+            <w:tcW w:type="dxa" w:w="3000"/>
+          </w:tcPr>
+          <w:p>
+            <w:r>
+              <w:t xml:space="preserve">Merge Similar Relations finds groups but nothing changes</w:t>
+            </w:r>
+          </w:p>
+        </w:tc>
+        <w:tc>
+          <w:tcPr>
+            <w:tcW w:type="dxa" w:w="5640"/>
+          </w:tcPr>
+          <w:p>
+            <w:r>
+              <w:t xml:space="preserve">This was a bug fixed in v2.2.0. Update to the latest version.</w:t>
+            </w:r>
+          </w:p>
+        </w:tc>
+      </w:tr>
+      <w:tr>
+        <w:tc>
+          <w:tcPr>
+            <w:tcW w:type="dxa" w:w="3000"/>
+          </w:tcPr>
+          <w:p>
+            <w:r>
+              <w:t xml:space="preserve">Four "Schema cache refreshed" messages in the console</w:t>
+            </w:r>
+          </w:p>
+        </w:tc>
+        <w:tc>
+          <w:tcPr>
+            <w:tcW w:type="dxa" w:w="5640"/>
+          </w:tcPr>
+          <w:p>
+            <w:r>
+              <w:t xml:space="preserve">Fixed in v2.2.0. The schema is now fetched exactly once at startup using in-flight promise deduplication.</w:t>
+            </w:r>
+          </w:p>
+        </w:tc>
+      </w:tr>
+    </w:tbl>
     <w:sectPr>
       <w:pgSz w:w="12240" w:h="15840"/>
       <w:pgMar w:top="1440" w:right="1800" w:bottom="1440" w:left="1800" w:header="720" w:footer="720" w:gutter="0"/>

--- a/Graph_Explorer_User_Manual.docx
+++ b/Graph_Explorer_User_Manual.docx
@@ -41,7 +41,7 @@
           <w:sz w:val="22"/>
           <w:szCs w:val="22"/>
         </w:rPr>
-        <w:t xml:space="preserve">Version 2.3.0</w:t>
+        <w:t xml:space="preserve">Version 2.4.0</w:t>
       </w:r>
     </w:p>
     <w:p>
@@ -54,7 +54,7 @@
           <w:sz w:val="22"/>
           <w:szCs w:val="22"/>
         </w:rPr>
-        <w:t xml:space="preserve">2026-07-06</w:t>
+        <w:t xml:space="preserve">2026-07-16</w:t>
       </w:r>
     </w:p>
     <w:p>
@@ -223,7 +223,7 @@
         <w:spacing w:after="160"/>
       </w:pPr>
       <w:r>
-        <w:t xml:space="preserve">The header bar (top) shows live graph statistics, undo/redo, zoom, alignment, and color tools, the Settings menu, the 🤖 AI Agent toggle, and Sign Out. Below it is the main menu bar (File / Database / View / Select / Edit). The center panel shows either the graph canvas or a table view, depending on the current View mode. Tabs along the top let you keep several graphs open at once.</w:t>
+        <w:t xml:space="preserve">The header bar (top) shows live graph statistics, undo/redo, zoom, alignment, and color tools, the Settings menu, the 🤖 AI Agent toggle, and Sign Out. Below it is the main menu bar (File / Pathways / View / Select / Explore / Ontology / Database / Edit). The center panel shows either the graph canvas or a table view, depending on the current View mode. Tabs along the top let you keep several graphs open at once.</w:t>
       </w:r>
     </w:p>
     <w:tbl>
@@ -395,7 +395,7 @@
           </w:tcPr>
           <w:p>
             <w:r>
-              <w:t xml:space="preserve">Open a saved JSON subgraph or import an RNEF pathway file (single or multi-pathway).</w:t>
+              <w:t xml:space="preserve">Open a saved JSON subgraph, or import an RNEF pathway file (single or multi-pathway).</w:t>
             </w:r>
           </w:p>
         </w:tc>
@@ -555,6 +555,1570 @@
           </w:tcPr>
           <w:p>
             <w:r>
+              <w:t xml:space="preserve">Pathways</w:t>
+            </w:r>
+          </w:p>
+        </w:tc>
+        <w:tc>
+          <w:tcPr>
+            <w:tcW w:type="dxa" w:w="2200"/>
+            <w:tcBorders>
+              <w:top w:val="single" w:color="CCCCCC" w:sz="1"/>
+              <w:left w:val="single" w:color="CCCCCC" w:sz="1"/>
+              <w:bottom w:val="single" w:color="CCCCCC" w:sz="1"/>
+              <w:right w:val="single" w:color="CCCCCC" w:sz="1"/>
+            </w:tcBorders>
+            <w:tcMar>
+              <w:top w:type="dxa" w:w="80"/>
+              <w:left w:type="dxa" w:w="120"/>
+              <w:bottom w:type="dxa" w:w="80"/>
+              <w:right w:type="dxa" w:w="120"/>
+            </w:tcMar>
+          </w:tcPr>
+          <w:p>
+            <w:r>
+              <w:t xml:space="preserve">Save</w:t>
+            </w:r>
+          </w:p>
+        </w:tc>
+        <w:tc>
+          <w:tcPr>
+            <w:tcW w:type="dxa" w:w="4560"/>
+            <w:tcBorders>
+              <w:top w:val="single" w:color="CCCCCC" w:sz="1"/>
+              <w:left w:val="single" w:color="CCCCCC" w:sz="1"/>
+              <w:bottom w:val="single" w:color="CCCCCC" w:sz="1"/>
+              <w:right w:val="single" w:color="CCCCCC" w:sz="1"/>
+            </w:tcBorders>
+            <w:tcMar>
+              <w:top w:type="dxa" w:w="80"/>
+              <w:left w:type="dxa" w:w="120"/>
+              <w:bottom w:type="dxa" w:w="80"/>
+              <w:right w:type="dxa" w:w="120"/>
+            </w:tcMar>
+          </w:tcPr>
+          <w:p>
+            <w:r>
+              <w:t xml:space="preserve">Save the currently open pathway back to its own source file, in place.</w:t>
+            </w:r>
+          </w:p>
+        </w:tc>
+      </w:tr>
+      <w:tr>
+        <w:tc>
+          <w:tcPr>
+            <w:tcW w:type="dxa" w:w="2400"/>
+            <w:tcBorders>
+              <w:top w:val="single" w:color="CCCCCC" w:sz="1"/>
+              <w:left w:val="single" w:color="CCCCCC" w:sz="1"/>
+              <w:bottom w:val="single" w:color="CCCCCC" w:sz="1"/>
+              <w:right w:val="single" w:color="CCCCCC" w:sz="1"/>
+            </w:tcBorders>
+            <w:tcMar>
+              <w:top w:type="dxa" w:w="80"/>
+              <w:left w:type="dxa" w:w="120"/>
+              <w:bottom w:type="dxa" w:w="80"/>
+              <w:right w:type="dxa" w:w="120"/>
+            </w:tcMar>
+          </w:tcPr>
+          <w:p>
+            <w:r>
+              <w:t xml:space="preserve">Pathways</w:t>
+            </w:r>
+          </w:p>
+        </w:tc>
+        <w:tc>
+          <w:tcPr>
+            <w:tcW w:type="dxa" w:w="2200"/>
+            <w:tcBorders>
+              <w:top w:val="single" w:color="CCCCCC" w:sz="1"/>
+              <w:left w:val="single" w:color="CCCCCC" w:sz="1"/>
+              <w:bottom w:val="single" w:color="CCCCCC" w:sz="1"/>
+              <w:right w:val="single" w:color="CCCCCC" w:sz="1"/>
+            </w:tcBorders>
+            <w:tcMar>
+              <w:top w:type="dxa" w:w="80"/>
+              <w:left w:type="dxa" w:w="120"/>
+              <w:bottom w:type="dxa" w:w="80"/>
+              <w:right w:type="dxa" w:w="120"/>
+            </w:tcMar>
+          </w:tcPr>
+          <w:p>
+            <w:r>
+              <w:t xml:space="preserve">Save As…</w:t>
+            </w:r>
+          </w:p>
+        </w:tc>
+        <w:tc>
+          <w:tcPr>
+            <w:tcW w:type="dxa" w:w="4560"/>
+            <w:tcBorders>
+              <w:top w:val="single" w:color="CCCCCC" w:sz="1"/>
+              <w:left w:val="single" w:color="CCCCCC" w:sz="1"/>
+              <w:bottom w:val="single" w:color="CCCCCC" w:sz="1"/>
+              <w:right w:val="single" w:color="CCCCCC" w:sz="1"/>
+            </w:tcBorders>
+            <w:tcMar>
+              <w:top w:type="dxa" w:w="80"/>
+              <w:left w:type="dxa" w:w="120"/>
+              <w:bottom w:type="dxa" w:w="80"/>
+              <w:right w:type="dxa" w:w="120"/>
+            </w:tcMar>
+          </w:tcPr>
+          <w:p>
+            <w:r>
+              <w:t xml:space="preserve">Save the currently open pathway as a new file in a chosen folder — either a full copy, or a Pathway Alias pointing back at it without duplicating its content.</w:t>
+            </w:r>
+          </w:p>
+        </w:tc>
+      </w:tr>
+      <w:tr>
+        <w:tc>
+          <w:tcPr>
+            <w:tcW w:type="dxa" w:w="2400"/>
+            <w:tcBorders>
+              <w:top w:val="single" w:color="CCCCCC" w:sz="1"/>
+              <w:left w:val="single" w:color="CCCCCC" w:sz="1"/>
+              <w:bottom w:val="single" w:color="CCCCCC" w:sz="1"/>
+              <w:right w:val="single" w:color="CCCCCC" w:sz="1"/>
+            </w:tcBorders>
+            <w:tcMar>
+              <w:top w:type="dxa" w:w="80"/>
+              <w:left w:type="dxa" w:w="120"/>
+              <w:bottom w:type="dxa" w:w="80"/>
+              <w:right w:type="dxa" w:w="120"/>
+            </w:tcMar>
+          </w:tcPr>
+          <w:p>
+            <w:r>
+              <w:t xml:space="preserve">Pathways</w:t>
+            </w:r>
+          </w:p>
+        </w:tc>
+        <w:tc>
+          <w:tcPr>
+            <w:tcW w:type="dxa" w:w="2200"/>
+            <w:tcBorders>
+              <w:top w:val="single" w:color="CCCCCC" w:sz="1"/>
+              <w:left w:val="single" w:color="CCCCCC" w:sz="1"/>
+              <w:bottom w:val="single" w:color="CCCCCC" w:sz="1"/>
+              <w:right w:val="single" w:color="CCCCCC" w:sz="1"/>
+            </w:tcBorders>
+            <w:tcMar>
+              <w:top w:type="dxa" w:w="80"/>
+              <w:left w:type="dxa" w:w="120"/>
+              <w:bottom w:type="dxa" w:w="80"/>
+              <w:right w:type="dxa" w:w="120"/>
+            </w:tcMar>
+          </w:tcPr>
+          <w:p>
+            <w:r>
+              <w:t xml:space="preserve">Text Search</w:t>
+            </w:r>
+          </w:p>
+        </w:tc>
+        <w:tc>
+          <w:tcPr>
+            <w:tcW w:type="dxa" w:w="4560"/>
+            <w:tcBorders>
+              <w:top w:val="single" w:color="CCCCCC" w:sz="1"/>
+              <w:left w:val="single" w:color="CCCCCC" w:sz="1"/>
+              <w:bottom w:val="single" w:color="CCCCCC" w:sz="1"/>
+              <w:right w:val="single" w:color="CCCCCC" w:sz="1"/>
+            </w:tcBorders>
+            <w:tcMar>
+              <w:top w:type="dxa" w:w="80"/>
+              <w:left w:type="dxa" w:w="120"/>
+              <w:bottom w:type="dxa" w:w="80"/>
+              <w:right w:type="dxa" w:w="120"/>
+            </w:tcMar>
+          </w:tcPr>
+          <w:p>
+            <w:r>
+              <w:t xml:space="preserve">Full-text search across your indexed pathway collection.</w:t>
+            </w:r>
+          </w:p>
+        </w:tc>
+      </w:tr>
+      <w:tr>
+        <w:tc>
+          <w:tcPr>
+            <w:tcW w:type="dxa" w:w="2400"/>
+            <w:tcBorders>
+              <w:top w:val="single" w:color="CCCCCC" w:sz="1"/>
+              <w:left w:val="single" w:color="CCCCCC" w:sz="1"/>
+              <w:bottom w:val="single" w:color="CCCCCC" w:sz="1"/>
+              <w:right w:val="single" w:color="CCCCCC" w:sz="1"/>
+            </w:tcBorders>
+            <w:tcMar>
+              <w:top w:type="dxa" w:w="80"/>
+              <w:left w:type="dxa" w:w="120"/>
+              <w:bottom w:type="dxa" w:w="80"/>
+              <w:right w:type="dxa" w:w="120"/>
+            </w:tcMar>
+          </w:tcPr>
+          <w:p>
+            <w:r>
+              <w:t xml:space="preserve">Pathways</w:t>
+            </w:r>
+          </w:p>
+        </w:tc>
+        <w:tc>
+          <w:tcPr>
+            <w:tcW w:type="dxa" w:w="2200"/>
+            <w:tcBorders>
+              <w:top w:val="single" w:color="CCCCCC" w:sz="1"/>
+              <w:left w:val="single" w:color="CCCCCC" w:sz="1"/>
+              <w:bottom w:val="single" w:color="CCCCCC" w:sz="1"/>
+              <w:right w:val="single" w:color="CCCCCC" w:sz="1"/>
+            </w:tcBorders>
+            <w:tcMar>
+              <w:top w:type="dxa" w:w="80"/>
+              <w:left w:type="dxa" w:w="120"/>
+              <w:bottom w:type="dxa" w:w="80"/>
+              <w:right w:type="dxa" w:w="120"/>
+            </w:tcMar>
+          </w:tcPr>
+          <w:p>
+            <w:r>
+              <w:t xml:space="preserve">Entity Search / Combined Search</w:t>
+            </w:r>
+          </w:p>
+        </w:tc>
+        <w:tc>
+          <w:tcPr>
+            <w:tcW w:type="dxa" w:w="4560"/>
+            <w:tcBorders>
+              <w:top w:val="single" w:color="CCCCCC" w:sz="1"/>
+              <w:left w:val="single" w:color="CCCCCC" w:sz="1"/>
+              <w:bottom w:val="single" w:color="CCCCCC" w:sz="1"/>
+              <w:right w:val="single" w:color="CCCCCC" w:sz="1"/>
+            </w:tcBorders>
+            <w:tcMar>
+              <w:top w:type="dxa" w:w="80"/>
+              <w:left w:type="dxa" w:w="120"/>
+              <w:bottom w:type="dxa" w:w="80"/>
+              <w:right w:type="dxa" w:w="120"/>
+            </w:tcMar>
+          </w:tcPr>
+          <w:p>
+            <w:r>
+              <w:t xml:space="preserve">Find pathways containing any of your currently selected nodes (Entity Search), or ranked by node overlap and text relevance together (Combined Search) — enabled once at least one node is selected.</w:t>
+            </w:r>
+          </w:p>
+        </w:tc>
+      </w:tr>
+      <w:tr>
+        <w:tc>
+          <w:tcPr>
+            <w:tcW w:type="dxa" w:w="2400"/>
+            <w:tcBorders>
+              <w:top w:val="single" w:color="CCCCCC" w:sz="1"/>
+              <w:left w:val="single" w:color="CCCCCC" w:sz="1"/>
+              <w:bottom w:val="single" w:color="CCCCCC" w:sz="1"/>
+              <w:right w:val="single" w:color="CCCCCC" w:sz="1"/>
+            </w:tcBorders>
+            <w:tcMar>
+              <w:top w:type="dxa" w:w="80"/>
+              <w:left w:type="dxa" w:w="120"/>
+              <w:bottom w:type="dxa" w:w="80"/>
+              <w:right w:type="dxa" w:w="120"/>
+            </w:tcMar>
+          </w:tcPr>
+          <w:p>
+            <w:r>
+              <w:t xml:space="preserve">Pathways</w:t>
+            </w:r>
+          </w:p>
+        </w:tc>
+        <w:tc>
+          <w:tcPr>
+            <w:tcW w:type="dxa" w:w="2200"/>
+            <w:tcBorders>
+              <w:top w:val="single" w:color="CCCCCC" w:sz="1"/>
+              <w:left w:val="single" w:color="CCCCCC" w:sz="1"/>
+              <w:bottom w:val="single" w:color="CCCCCC" w:sz="1"/>
+              <w:right w:val="single" w:color="CCCCCC" w:sz="1"/>
+            </w:tcBorders>
+            <w:tcMar>
+              <w:top w:type="dxa" w:w="80"/>
+              <w:left w:type="dxa" w:w="120"/>
+              <w:bottom w:type="dxa" w:w="80"/>
+              <w:right w:type="dxa" w:w="120"/>
+            </w:tcMar>
+          </w:tcPr>
+          <w:p>
+            <w:r>
+              <w:t xml:space="preserve">Browse…</w:t>
+            </w:r>
+          </w:p>
+        </w:tc>
+        <w:tc>
+          <w:tcPr>
+            <w:tcW w:type="dxa" w:w="4560"/>
+            <w:tcBorders>
+              <w:top w:val="single" w:color="CCCCCC" w:sz="1"/>
+              <w:left w:val="single" w:color="CCCCCC" w:sz="1"/>
+              <w:bottom w:val="single" w:color="CCCCCC" w:sz="1"/>
+              <w:right w:val="single" w:color="CCCCCC" w:sz="1"/>
+            </w:tcBorders>
+            <w:tcMar>
+              <w:top w:type="dxa" w:w="80"/>
+              <w:left w:type="dxa" w:w="120"/>
+              <w:bottom w:type="dxa" w:w="80"/>
+              <w:right w:type="dxa" w:w="120"/>
+            </w:tcMar>
+          </w:tcPr>
+          <w:p>
+            <w:r>
+              <w:t xml:space="preserve">Drill down your indexed pathway collection folder by folder, with a recursive pathway count per folder. Pathway Alias entries (🔗) open the real pathway they point to.</w:t>
+            </w:r>
+          </w:p>
+        </w:tc>
+      </w:tr>
+      <w:tr>
+        <w:tc>
+          <w:tcPr>
+            <w:tcW w:type="dxa" w:w="2400"/>
+            <w:tcBorders>
+              <w:top w:val="single" w:color="CCCCCC" w:sz="1"/>
+              <w:left w:val="single" w:color="CCCCCC" w:sz="1"/>
+              <w:bottom w:val="single" w:color="CCCCCC" w:sz="1"/>
+              <w:right w:val="single" w:color="CCCCCC" w:sz="1"/>
+            </w:tcBorders>
+            <w:tcMar>
+              <w:top w:type="dxa" w:w="80"/>
+              <w:left w:type="dxa" w:w="120"/>
+              <w:bottom w:type="dxa" w:w="80"/>
+              <w:right w:type="dxa" w:w="120"/>
+            </w:tcMar>
+          </w:tcPr>
+          <w:p>
+            <w:r>
+              <w:t xml:space="preserve">Pathways</w:t>
+            </w:r>
+          </w:p>
+        </w:tc>
+        <w:tc>
+          <w:tcPr>
+            <w:tcW w:type="dxa" w:w="2200"/>
+            <w:tcBorders>
+              <w:top w:val="single" w:color="CCCCCC" w:sz="1"/>
+              <w:left w:val="single" w:color="CCCCCC" w:sz="1"/>
+              <w:bottom w:val="single" w:color="CCCCCC" w:sz="1"/>
+              <w:right w:val="single" w:color="CCCCCC" w:sz="1"/>
+            </w:tcBorders>
+            <w:tcMar>
+              <w:top w:type="dxa" w:w="80"/>
+              <w:left w:type="dxa" w:w="120"/>
+              <w:bottom w:type="dxa" w:w="80"/>
+              <w:right w:type="dxa" w:w="120"/>
+            </w:tcMar>
+          </w:tcPr>
+          <w:p>
+            <w:r>
+              <w:t xml:space="preserve">Anatomy Index / Alphabetical Index</w:t>
+            </w:r>
+          </w:p>
+        </w:tc>
+        <w:tc>
+          <w:tcPr>
+            <w:tcW w:type="dxa" w:w="4560"/>
+            <w:tcBorders>
+              <w:top w:val="single" w:color="CCCCCC" w:sz="1"/>
+              <w:left w:val="single" w:color="CCCCCC" w:sz="1"/>
+              <w:bottom w:val="single" w:color="CCCCCC" w:sz="1"/>
+              <w:right w:val="single" w:color="CCCCCC" w:sz="1"/>
+            </w:tcBorders>
+            <w:tcMar>
+              <w:top w:type="dxa" w:w="80"/>
+              <w:left w:type="dxa" w:w="120"/>
+              <w:bottom w:type="dxa" w:w="80"/>
+              <w:right w:type="dxa" w:w="120"/>
+            </w:tcMar>
+          </w:tcPr>
+          <w:p>
+            <w:r>
+              <w:t xml:space="preserve">Browse every indexed pathway grouped by anatomical annotation (Organ, Organ System, Organelle, Tissue, Cell Type), or alphabetically by name.</w:t>
+            </w:r>
+          </w:p>
+        </w:tc>
+      </w:tr>
+      <w:tr>
+        <w:tc>
+          <w:tcPr>
+            <w:tcW w:type="dxa" w:w="2400"/>
+            <w:tcBorders>
+              <w:top w:val="single" w:color="CCCCCC" w:sz="1"/>
+              <w:left w:val="single" w:color="CCCCCC" w:sz="1"/>
+              <w:bottom w:val="single" w:color="CCCCCC" w:sz="1"/>
+              <w:right w:val="single" w:color="CCCCCC" w:sz="1"/>
+            </w:tcBorders>
+            <w:tcMar>
+              <w:top w:type="dxa" w:w="80"/>
+              <w:left w:type="dxa" w:w="120"/>
+              <w:bottom w:type="dxa" w:w="80"/>
+              <w:right w:type="dxa" w:w="120"/>
+            </w:tcMar>
+          </w:tcPr>
+          <w:p>
+            <w:r>
+              <w:t xml:space="preserve">Pathways</w:t>
+            </w:r>
+          </w:p>
+        </w:tc>
+        <w:tc>
+          <w:tcPr>
+            <w:tcW w:type="dxa" w:w="2200"/>
+            <w:tcBorders>
+              <w:top w:val="single" w:color="CCCCCC" w:sz="1"/>
+              <w:left w:val="single" w:color="CCCCCC" w:sz="1"/>
+              <w:bottom w:val="single" w:color="CCCCCC" w:sz="1"/>
+              <w:right w:val="single" w:color="CCCCCC" w:sz="1"/>
+            </w:tcBorders>
+            <w:tcMar>
+              <w:top w:type="dxa" w:w="80"/>
+              <w:left w:type="dxa" w:w="120"/>
+              <w:bottom w:type="dxa" w:w="80"/>
+              <w:right w:type="dxa" w:w="120"/>
+            </w:tcMar>
+          </w:tcPr>
+          <w:p>
+            <w:r>
+              <w:t xml:space="preserve">Statistics</w:t>
+            </w:r>
+          </w:p>
+        </w:tc>
+        <w:tc>
+          <w:tcPr>
+            <w:tcW w:type="dxa" w:w="4560"/>
+            <w:tcBorders>
+              <w:top w:val="single" w:color="CCCCCC" w:sz="1"/>
+              <w:left w:val="single" w:color="CCCCCC" w:sz="1"/>
+              <w:bottom w:val="single" w:color="CCCCCC" w:sz="1"/>
+              <w:right w:val="single" w:color="CCCCCC" w:sz="1"/>
+            </w:tcBorders>
+            <w:tcMar>
+              <w:top w:type="dxa" w:w="80"/>
+              <w:left w:type="dxa" w:w="120"/>
+              <w:bottom w:type="dxa" w:w="80"/>
+              <w:right w:type="dxa" w:w="120"/>
+            </w:tcMar>
+          </w:tcPr>
+          <w:p>
+            <w:r>
+              <w:t xml:space="preserve">Collection-wide node/relation type counts and reference/sentence totals.</w:t>
+            </w:r>
+          </w:p>
+        </w:tc>
+      </w:tr>
+      <w:tr>
+        <w:tc>
+          <w:tcPr>
+            <w:tcW w:type="dxa" w:w="2400"/>
+            <w:tcBorders>
+              <w:top w:val="single" w:color="CCCCCC" w:sz="1"/>
+              <w:left w:val="single" w:color="CCCCCC" w:sz="1"/>
+              <w:bottom w:val="single" w:color="CCCCCC" w:sz="1"/>
+              <w:right w:val="single" w:color="CCCCCC" w:sz="1"/>
+            </w:tcBorders>
+            <w:tcMar>
+              <w:top w:type="dxa" w:w="80"/>
+              <w:left w:type="dxa" w:w="120"/>
+              <w:bottom w:type="dxa" w:w="80"/>
+              <w:right w:type="dxa" w:w="120"/>
+            </w:tcMar>
+          </w:tcPr>
+          <w:p>
+            <w:r>
+              <w:t xml:space="preserve">Pathways</w:t>
+            </w:r>
+          </w:p>
+        </w:tc>
+        <w:tc>
+          <w:tcPr>
+            <w:tcW w:type="dxa" w:w="2200"/>
+            <w:tcBorders>
+              <w:top w:val="single" w:color="CCCCCC" w:sz="1"/>
+              <w:left w:val="single" w:color="CCCCCC" w:sz="1"/>
+              <w:bottom w:val="single" w:color="CCCCCC" w:sz="1"/>
+              <w:right w:val="single" w:color="CCCCCC" w:sz="1"/>
+            </w:tcBorders>
+            <w:tcMar>
+              <w:top w:type="dxa" w:w="80"/>
+              <w:left w:type="dxa" w:w="120"/>
+              <w:bottom w:type="dxa" w:w="80"/>
+              <w:right w:type="dxa" w:w="120"/>
+            </w:tcMar>
+          </w:tcPr>
+          <w:p>
+            <w:r>
+              <w:t xml:space="preserve">View Annotation</w:t>
+            </w:r>
+          </w:p>
+        </w:tc>
+        <w:tc>
+          <w:tcPr>
+            <w:tcW w:type="dxa" w:w="4560"/>
+            <w:tcBorders>
+              <w:top w:val="single" w:color="CCCCCC" w:sz="1"/>
+              <w:left w:val="single" w:color="CCCCCC" w:sz="1"/>
+              <w:bottom w:val="single" w:color="CCCCCC" w:sz="1"/>
+              <w:right w:val="single" w:color="CCCCCC" w:sz="1"/>
+            </w:tcBorders>
+            <w:tcMar>
+              <w:top w:type="dxa" w:w="80"/>
+              <w:left w:type="dxa" w:w="120"/>
+              <w:bottom w:type="dxa" w:w="80"/>
+              <w:right w:type="dxa" w:w="120"/>
+            </w:tcMar>
+          </w:tcPr>
+          <w:p>
+            <w:r>
+              <w:t xml:space="preserve">View or edit the currently open pathway's descriptive properties (Description, Notes, etc.).</w:t>
+            </w:r>
+          </w:p>
+        </w:tc>
+      </w:tr>
+      <w:tr>
+        <w:tc>
+          <w:tcPr>
+            <w:tcW w:type="dxa" w:w="2400"/>
+            <w:tcBorders>
+              <w:top w:val="single" w:color="CCCCCC" w:sz="1"/>
+              <w:left w:val="single" w:color="CCCCCC" w:sz="1"/>
+              <w:bottom w:val="single" w:color="CCCCCC" w:sz="1"/>
+              <w:right w:val="single" w:color="CCCCCC" w:sz="1"/>
+            </w:tcBorders>
+            <w:tcMar>
+              <w:top w:type="dxa" w:w="80"/>
+              <w:left w:type="dxa" w:w="120"/>
+              <w:bottom w:type="dxa" w:w="80"/>
+              <w:right w:type="dxa" w:w="120"/>
+            </w:tcMar>
+          </w:tcPr>
+          <w:p>
+            <w:r>
+              <w:t xml:space="preserve">View</w:t>
+            </w:r>
+          </w:p>
+        </w:tc>
+        <w:tc>
+          <w:tcPr>
+            <w:tcW w:type="dxa" w:w="2200"/>
+            <w:tcBorders>
+              <w:top w:val="single" w:color="CCCCCC" w:sz="1"/>
+              <w:left w:val="single" w:color="CCCCCC" w:sz="1"/>
+              <w:bottom w:val="single" w:color="CCCCCC" w:sz="1"/>
+              <w:right w:val="single" w:color="CCCCCC" w:sz="1"/>
+            </w:tcBorders>
+            <w:tcMar>
+              <w:top w:type="dxa" w:w="80"/>
+              <w:left w:type="dxa" w:w="120"/>
+              <w:bottom w:type="dxa" w:w="80"/>
+              <w:right w:type="dxa" w:w="120"/>
+            </w:tcMar>
+          </w:tcPr>
+          <w:p>
+            <w:r>
+              <w:t xml:space="preserve">Graph / Relations / References / Nodes</w:t>
+            </w:r>
+          </w:p>
+        </w:tc>
+        <w:tc>
+          <w:tcPr>
+            <w:tcW w:type="dxa" w:w="4560"/>
+            <w:tcBorders>
+              <w:top w:val="single" w:color="CCCCCC" w:sz="1"/>
+              <w:left w:val="single" w:color="CCCCCC" w:sz="1"/>
+              <w:bottom w:val="single" w:color="CCCCCC" w:sz="1"/>
+              <w:right w:val="single" w:color="CCCCCC" w:sz="1"/>
+            </w:tcBorders>
+            <w:tcMar>
+              <w:top w:type="dxa" w:w="80"/>
+              <w:left w:type="dxa" w:w="120"/>
+              <w:bottom w:type="dxa" w:w="80"/>
+              <w:right w:type="dxa" w:w="120"/>
+            </w:tcMar>
+          </w:tcPr>
+          <w:p>
+            <w:r>
+              <w:t xml:space="preserve">Switch the main panel between the graph canvas and each table mode.</w:t>
+            </w:r>
+          </w:p>
+        </w:tc>
+      </w:tr>
+      <w:tr>
+        <w:tc>
+          <w:tcPr>
+            <w:tcW w:type="dxa" w:w="2400"/>
+            <w:tcBorders>
+              <w:top w:val="single" w:color="CCCCCC" w:sz="1"/>
+              <w:left w:val="single" w:color="CCCCCC" w:sz="1"/>
+              <w:bottom w:val="single" w:color="CCCCCC" w:sz="1"/>
+              <w:right w:val="single" w:color="CCCCCC" w:sz="1"/>
+            </w:tcBorders>
+            <w:tcMar>
+              <w:top w:type="dxa" w:w="80"/>
+              <w:left w:type="dxa" w:w="120"/>
+              <w:bottom w:type="dxa" w:w="80"/>
+              <w:right w:type="dxa" w:w="120"/>
+            </w:tcMar>
+          </w:tcPr>
+          <w:p>
+            <w:r>
+              <w:t xml:space="preserve">View</w:t>
+            </w:r>
+          </w:p>
+        </w:tc>
+        <w:tc>
+          <w:tcPr>
+            <w:tcW w:type="dxa" w:w="2200"/>
+            <w:tcBorders>
+              <w:top w:val="single" w:color="CCCCCC" w:sz="1"/>
+              <w:left w:val="single" w:color="CCCCCC" w:sz="1"/>
+              <w:bottom w:val="single" w:color="CCCCCC" w:sz="1"/>
+              <w:right w:val="single" w:color="CCCCCC" w:sz="1"/>
+            </w:tcBorders>
+            <w:tcMar>
+              <w:top w:type="dxa" w:w="80"/>
+              <w:left w:type="dxa" w:w="120"/>
+              <w:bottom w:type="dxa" w:w="80"/>
+              <w:right w:type="dxa" w:w="120"/>
+            </w:tcMar>
+          </w:tcPr>
+          <w:p>
+            <w:r>
+              <w:t xml:space="preserve">Sankey diagram</w:t>
+            </w:r>
+          </w:p>
+        </w:tc>
+        <w:tc>
+          <w:tcPr>
+            <w:tcW w:type="dxa" w:w="4560"/>
+            <w:tcBorders>
+              <w:top w:val="single" w:color="CCCCCC" w:sz="1"/>
+              <w:left w:val="single" w:color="CCCCCC" w:sz="1"/>
+              <w:bottom w:val="single" w:color="CCCCCC" w:sz="1"/>
+              <w:right w:val="single" w:color="CCCCCC" w:sz="1"/>
+            </w:tcBorders>
+            <w:tcMar>
+              <w:top w:type="dxa" w:w="80"/>
+              <w:left w:type="dxa" w:w="120"/>
+              <w:bottom w:type="dxa" w:w="80"/>
+              <w:right w:type="dxa" w:w="120"/>
+            </w:tcMar>
+          </w:tcPr>
+          <w:p>
+            <w:r>
+              <w:t xml:space="preserve">Open the Sankey flow-view editor.</w:t>
+            </w:r>
+          </w:p>
+        </w:tc>
+      </w:tr>
+      <w:tr>
+        <w:tc>
+          <w:tcPr>
+            <w:tcW w:type="dxa" w:w="2400"/>
+            <w:tcBorders>
+              <w:top w:val="single" w:color="CCCCCC" w:sz="1"/>
+              <w:left w:val="single" w:color="CCCCCC" w:sz="1"/>
+              <w:bottom w:val="single" w:color="CCCCCC" w:sz="1"/>
+              <w:right w:val="single" w:color="CCCCCC" w:sz="1"/>
+            </w:tcBorders>
+            <w:tcMar>
+              <w:top w:type="dxa" w:w="80"/>
+              <w:left w:type="dxa" w:w="120"/>
+              <w:bottom w:type="dxa" w:w="80"/>
+              <w:right w:type="dxa" w:w="120"/>
+            </w:tcMar>
+          </w:tcPr>
+          <w:p>
+            <w:r>
+              <w:t xml:space="preserve">View</w:t>
+            </w:r>
+          </w:p>
+        </w:tc>
+        <w:tc>
+          <w:tcPr>
+            <w:tcW w:type="dxa" w:w="2200"/>
+            <w:tcBorders>
+              <w:top w:val="single" w:color="CCCCCC" w:sz="1"/>
+              <w:left w:val="single" w:color="CCCCCC" w:sz="1"/>
+              <w:bottom w:val="single" w:color="CCCCCC" w:sz="1"/>
+              <w:right w:val="single" w:color="CCCCCC" w:sz="1"/>
+            </w:tcBorders>
+            <w:tcMar>
+              <w:top w:type="dxa" w:w="80"/>
+              <w:left w:type="dxa" w:w="120"/>
+              <w:bottom w:type="dxa" w:w="80"/>
+              <w:right w:type="dxa" w:w="120"/>
+            </w:tcMar>
+          </w:tcPr>
+          <w:p>
+            <w:r>
+              <w:t xml:space="preserve">Zoom / Layout / Rotate / Styles / Move</w:t>
+            </w:r>
+          </w:p>
+        </w:tc>
+        <w:tc>
+          <w:tcPr>
+            <w:tcW w:type="dxa" w:w="4560"/>
+            <w:tcBorders>
+              <w:top w:val="single" w:color="CCCCCC" w:sz="1"/>
+              <w:left w:val="single" w:color="CCCCCC" w:sz="1"/>
+              <w:bottom w:val="single" w:color="CCCCCC" w:sz="1"/>
+              <w:right w:val="single" w:color="CCCCCC" w:sz="1"/>
+            </w:tcBorders>
+            <w:tcMar>
+              <w:top w:type="dxa" w:w="80"/>
+              <w:left w:type="dxa" w:w="120"/>
+              <w:bottom w:type="dxa" w:w="80"/>
+              <w:right w:type="dxa" w:w="120"/>
+            </w:tcMar>
+          </w:tcPr>
+          <w:p>
+            <w:r>
+              <w:t xml:space="preserve">Graph-view display controls — force-directed, hierarchical, circular, concentric, grid, or orthogonal layout; color by default palette, Effect sign, or Metabolic role.</w:t>
+            </w:r>
+          </w:p>
+        </w:tc>
+      </w:tr>
+      <w:tr>
+        <w:tc>
+          <w:tcPr>
+            <w:tcW w:type="dxa" w:w="2400"/>
+            <w:tcBorders>
+              <w:top w:val="single" w:color="CCCCCC" w:sz="1"/>
+              <w:left w:val="single" w:color="CCCCCC" w:sz="1"/>
+              <w:bottom w:val="single" w:color="CCCCCC" w:sz="1"/>
+              <w:right w:val="single" w:color="CCCCCC" w:sz="1"/>
+            </w:tcBorders>
+            <w:tcMar>
+              <w:top w:type="dxa" w:w="80"/>
+              <w:left w:type="dxa" w:w="120"/>
+              <w:bottom w:type="dxa" w:w="80"/>
+              <w:right w:type="dxa" w:w="120"/>
+            </w:tcMar>
+          </w:tcPr>
+          <w:p>
+            <w:r>
+              <w:t xml:space="preserve">View</w:t>
+            </w:r>
+          </w:p>
+        </w:tc>
+        <w:tc>
+          <w:tcPr>
+            <w:tcW w:type="dxa" w:w="2200"/>
+            <w:tcBorders>
+              <w:top w:val="single" w:color="CCCCCC" w:sz="1"/>
+              <w:left w:val="single" w:color="CCCCCC" w:sz="1"/>
+              <w:bottom w:val="single" w:color="CCCCCC" w:sz="1"/>
+              <w:right w:val="single" w:color="CCCCCC" w:sz="1"/>
+            </w:tcBorders>
+            <w:tcMar>
+              <w:top w:type="dxa" w:w="80"/>
+              <w:left w:type="dxa" w:w="120"/>
+              <w:bottom w:type="dxa" w:w="80"/>
+              <w:right w:type="dxa" w:w="120"/>
+            </w:tcMar>
+          </w:tcPr>
+          <w:p>
+            <w:r>
+              <w:t xml:space="preserve">Columns / Filter rows</w:t>
+            </w:r>
+          </w:p>
+        </w:tc>
+        <w:tc>
+          <w:tcPr>
+            <w:tcW w:type="dxa" w:w="4560"/>
+            <w:tcBorders>
+              <w:top w:val="single" w:color="CCCCCC" w:sz="1"/>
+              <w:left w:val="single" w:color="CCCCCC" w:sz="1"/>
+              <w:bottom w:val="single" w:color="CCCCCC" w:sz="1"/>
+              <w:right w:val="single" w:color="CCCCCC" w:sz="1"/>
+            </w:tcBorders>
+            <w:tcMar>
+              <w:top w:type="dxa" w:w="80"/>
+              <w:left w:type="dxa" w:w="120"/>
+              <w:bottom w:type="dxa" w:w="80"/>
+              <w:right w:type="dxa" w:w="120"/>
+            </w:tcMar>
+          </w:tcPr>
+          <w:p>
+            <w:r>
+              <w:t xml:space="preserve">(Table modes) add/remove/reorder/autofit columns, and filter which rows are shown.</w:t>
+            </w:r>
+          </w:p>
+        </w:tc>
+      </w:tr>
+      <w:tr>
+        <w:tc>
+          <w:tcPr>
+            <w:tcW w:type="dxa" w:w="2400"/>
+            <w:tcBorders>
+              <w:top w:val="single" w:color="CCCCCC" w:sz="1"/>
+              <w:left w:val="single" w:color="CCCCCC" w:sz="1"/>
+              <w:bottom w:val="single" w:color="CCCCCC" w:sz="1"/>
+              <w:right w:val="single" w:color="CCCCCC" w:sz="1"/>
+            </w:tcBorders>
+            <w:tcMar>
+              <w:top w:type="dxa" w:w="80"/>
+              <w:left w:type="dxa" w:w="120"/>
+              <w:bottom w:type="dxa" w:w="80"/>
+              <w:right w:type="dxa" w:w="120"/>
+            </w:tcMar>
+          </w:tcPr>
+          <w:p>
+            <w:r>
+              <w:t xml:space="preserve">Select</w:t>
+            </w:r>
+          </w:p>
+        </w:tc>
+        <w:tc>
+          <w:tcPr>
+            <w:tcW w:type="dxa" w:w="2200"/>
+            <w:tcBorders>
+              <w:top w:val="single" w:color="CCCCCC" w:sz="1"/>
+              <w:left w:val="single" w:color="CCCCCC" w:sz="1"/>
+              <w:bottom w:val="single" w:color="CCCCCC" w:sz="1"/>
+              <w:right w:val="single" w:color="CCCCCC" w:sz="1"/>
+            </w:tcBorders>
+            <w:tcMar>
+              <w:top w:type="dxa" w:w="80"/>
+              <w:left w:type="dxa" w:w="120"/>
+              <w:bottom w:type="dxa" w:w="80"/>
+              <w:right w:type="dxa" w:w="120"/>
+            </w:tcMar>
+          </w:tcPr>
+          <w:p>
+            <w:r>
+              <w:t xml:space="preserve">Select All / By area / Nodes / Nodes by label / Relations / Relations by type</w:t>
+            </w:r>
+          </w:p>
+        </w:tc>
+        <w:tc>
+          <w:tcPr>
+            <w:tcW w:type="dxa" w:w="4560"/>
+            <w:tcBorders>
+              <w:top w:val="single" w:color="CCCCCC" w:sz="1"/>
+              <w:left w:val="single" w:color="CCCCCC" w:sz="1"/>
+              <w:bottom w:val="single" w:color="CCCCCC" w:sz="1"/>
+              <w:right w:val="single" w:color="CCCCCC" w:sz="1"/>
+            </w:tcBorders>
+            <w:tcMar>
+              <w:top w:type="dxa" w:w="80"/>
+              <w:left w:type="dxa" w:w="120"/>
+              <w:bottom w:type="dxa" w:w="80"/>
+              <w:right w:type="dxa" w:w="120"/>
+            </w:tcMar>
+          </w:tcPr>
+          <w:p>
+            <w:r>
+              <w:t xml:space="preserve">Various selection shortcuts.</w:t>
+            </w:r>
+          </w:p>
+        </w:tc>
+      </w:tr>
+      <w:tr>
+        <w:tc>
+          <w:tcPr>
+            <w:tcW w:type="dxa" w:w="2400"/>
+            <w:tcBorders>
+              <w:top w:val="single" w:color="CCCCCC" w:sz="1"/>
+              <w:left w:val="single" w:color="CCCCCC" w:sz="1"/>
+              <w:bottom w:val="single" w:color="CCCCCC" w:sz="1"/>
+              <w:right w:val="single" w:color="CCCCCC" w:sz="1"/>
+            </w:tcBorders>
+            <w:tcMar>
+              <w:top w:type="dxa" w:w="80"/>
+              <w:left w:type="dxa" w:w="120"/>
+              <w:bottom w:type="dxa" w:w="80"/>
+              <w:right w:type="dxa" w:w="120"/>
+            </w:tcMar>
+          </w:tcPr>
+          <w:p>
+            <w:r>
+              <w:t xml:space="preserve">Select</w:t>
+            </w:r>
+          </w:p>
+        </w:tc>
+        <w:tc>
+          <w:tcPr>
+            <w:tcW w:type="dxa" w:w="2200"/>
+            <w:tcBorders>
+              <w:top w:val="single" w:color="CCCCCC" w:sz="1"/>
+              <w:left w:val="single" w:color="CCCCCC" w:sz="1"/>
+              <w:bottom w:val="single" w:color="CCCCCC" w:sz="1"/>
+              <w:right w:val="single" w:color="CCCCCC" w:sz="1"/>
+            </w:tcBorders>
+            <w:tcMar>
+              <w:top w:type="dxa" w:w="80"/>
+              <w:left w:type="dxa" w:w="120"/>
+              <w:bottom w:type="dxa" w:w="80"/>
+              <w:right w:type="dxa" w:w="120"/>
+            </w:tcMar>
+          </w:tcPr>
+          <w:p>
+            <w:r>
+              <w:t xml:space="preserve">Add neighbors to selection / Invert selection</w:t>
+            </w:r>
+          </w:p>
+        </w:tc>
+        <w:tc>
+          <w:tcPr>
+            <w:tcW w:type="dxa" w:w="4560"/>
+            <w:tcBorders>
+              <w:top w:val="single" w:color="CCCCCC" w:sz="1"/>
+              <w:left w:val="single" w:color="CCCCCC" w:sz="1"/>
+              <w:bottom w:val="single" w:color="CCCCCC" w:sz="1"/>
+              <w:right w:val="single" w:color="CCCCCC" w:sz="1"/>
+            </w:tcBorders>
+            <w:tcMar>
+              <w:top w:type="dxa" w:w="80"/>
+              <w:left w:type="dxa" w:w="120"/>
+              <w:bottom w:type="dxa" w:w="80"/>
+              <w:right w:type="dxa" w:w="120"/>
+            </w:tcMar>
+          </w:tcPr>
+          <w:p>
+            <w:r>
+              <w:t xml:space="preserve">Grow or flip the current selection.</w:t>
+            </w:r>
+          </w:p>
+        </w:tc>
+      </w:tr>
+      <w:tr>
+        <w:tc>
+          <w:tcPr>
+            <w:tcW w:type="dxa" w:w="2400"/>
+            <w:tcBorders>
+              <w:top w:val="single" w:color="CCCCCC" w:sz="1"/>
+              <w:left w:val="single" w:color="CCCCCC" w:sz="1"/>
+              <w:bottom w:val="single" w:color="CCCCCC" w:sz="1"/>
+              <w:right w:val="single" w:color="CCCCCC" w:sz="1"/>
+            </w:tcBorders>
+            <w:tcMar>
+              <w:top w:type="dxa" w:w="80"/>
+              <w:left w:type="dxa" w:w="120"/>
+              <w:bottom w:type="dxa" w:w="80"/>
+              <w:right w:type="dxa" w:w="120"/>
+            </w:tcMar>
+          </w:tcPr>
+          <w:p>
+            <w:r>
+              <w:t xml:space="preserve">Select</w:t>
+            </w:r>
+          </w:p>
+        </w:tc>
+        <w:tc>
+          <w:tcPr>
+            <w:tcW w:type="dxa" w:w="2200"/>
+            <w:tcBorders>
+              <w:top w:val="single" w:color="CCCCCC" w:sz="1"/>
+              <w:left w:val="single" w:color="CCCCCC" w:sz="1"/>
+              <w:bottom w:val="single" w:color="CCCCCC" w:sz="1"/>
+              <w:right w:val="single" w:color="CCCCCC" w:sz="1"/>
+            </w:tcBorders>
+            <w:tcMar>
+              <w:top w:type="dxa" w:w="80"/>
+              <w:left w:type="dxa" w:w="120"/>
+              <w:bottom w:type="dxa" w:w="80"/>
+              <w:right w:type="dxa" w:w="120"/>
+            </w:tcMar>
+          </w:tcPr>
+          <w:p>
+            <w:r>
+              <w:t xml:space="preserve">Select from clipboard</w:t>
+            </w:r>
+          </w:p>
+        </w:tc>
+        <w:tc>
+          <w:tcPr>
+            <w:tcW w:type="dxa" w:w="4560"/>
+            <w:tcBorders>
+              <w:top w:val="single" w:color="CCCCCC" w:sz="1"/>
+              <w:left w:val="single" w:color="CCCCCC" w:sz="1"/>
+              <w:bottom w:val="single" w:color="CCCCCC" w:sz="1"/>
+              <w:right w:val="single" w:color="CCCCCC" w:sz="1"/>
+            </w:tcBorders>
+            <w:tcMar>
+              <w:top w:type="dxa" w:w="80"/>
+              <w:left w:type="dxa" w:w="120"/>
+              <w:bottom w:type="dxa" w:w="80"/>
+              <w:right w:type="dxa" w:w="120"/>
+            </w:tcMar>
+          </w:tcPr>
+          <w:p>
+            <w:r>
+              <w:t xml:space="preserve">Re-select whatever you last copied, even in a different tab.</w:t>
+            </w:r>
+          </w:p>
+        </w:tc>
+      </w:tr>
+      <w:tr>
+        <w:tc>
+          <w:tcPr>
+            <w:tcW w:type="dxa" w:w="2400"/>
+            <w:tcBorders>
+              <w:top w:val="single" w:color="CCCCCC" w:sz="1"/>
+              <w:left w:val="single" w:color="CCCCCC" w:sz="1"/>
+              <w:bottom w:val="single" w:color="CCCCCC" w:sz="1"/>
+              <w:right w:val="single" w:color="CCCCCC" w:sz="1"/>
+            </w:tcBorders>
+            <w:tcMar>
+              <w:top w:type="dxa" w:w="80"/>
+              <w:left w:type="dxa" w:w="120"/>
+              <w:bottom w:type="dxa" w:w="80"/>
+              <w:right w:type="dxa" w:w="120"/>
+            </w:tcMar>
+          </w:tcPr>
+          <w:p>
+            <w:r>
+              <w:t xml:space="preserve">Explore</w:t>
+            </w:r>
+          </w:p>
+        </w:tc>
+        <w:tc>
+          <w:tcPr>
+            <w:tcW w:type="dxa" w:w="2200"/>
+            <w:tcBorders>
+              <w:top w:val="single" w:color="CCCCCC" w:sz="1"/>
+              <w:left w:val="single" w:color="CCCCCC" w:sz="1"/>
+              <w:bottom w:val="single" w:color="CCCCCC" w:sz="1"/>
+              <w:right w:val="single" w:color="CCCCCC" w:sz="1"/>
+            </w:tcBorders>
+            <w:tcMar>
+              <w:top w:type="dxa" w:w="80"/>
+              <w:left w:type="dxa" w:w="120"/>
+              <w:bottom w:type="dxa" w:w="80"/>
+              <w:right w:type="dxa" w:w="120"/>
+            </w:tcMar>
+          </w:tcPr>
+          <w:p>
+            <w:r>
+              <w:t xml:space="preserve">Find relations between Selected and Unselected</w:t>
+            </w:r>
+          </w:p>
+        </w:tc>
+        <w:tc>
+          <w:tcPr>
+            <w:tcW w:type="dxa" w:w="4560"/>
+            <w:tcBorders>
+              <w:top w:val="single" w:color="CCCCCC" w:sz="1"/>
+              <w:left w:val="single" w:color="CCCCCC" w:sz="1"/>
+              <w:bottom w:val="single" w:color="CCCCCC" w:sz="1"/>
+              <w:right w:val="single" w:color="CCCCCC" w:sz="1"/>
+            </w:tcBorders>
+            <w:tcMar>
+              <w:top w:type="dxa" w:w="80"/>
+              <w:left w:type="dxa" w:w="120"/>
+              <w:bottom w:type="dxa" w:w="80"/>
+              <w:right w:type="dxa" w:w="120"/>
+            </w:tcMar>
+          </w:tcPr>
+          <w:p>
+            <w:r>
+              <w:t xml:space="preserve">All relations (configurable filters), Direct physical, Biomarker, or Indirect relations connecting the two groups.</w:t>
+            </w:r>
+          </w:p>
+        </w:tc>
+      </w:tr>
+      <w:tr>
+        <w:tc>
+          <w:tcPr>
+            <w:tcW w:type="dxa" w:w="2400"/>
+            <w:tcBorders>
+              <w:top w:val="single" w:color="CCCCCC" w:sz="1"/>
+              <w:left w:val="single" w:color="CCCCCC" w:sz="1"/>
+              <w:bottom w:val="single" w:color="CCCCCC" w:sz="1"/>
+              <w:right w:val="single" w:color="CCCCCC" w:sz="1"/>
+            </w:tcBorders>
+            <w:tcMar>
+              <w:top w:type="dxa" w:w="80"/>
+              <w:left w:type="dxa" w:w="120"/>
+              <w:bottom w:type="dxa" w:w="80"/>
+              <w:right w:type="dxa" w:w="120"/>
+            </w:tcMar>
+          </w:tcPr>
+          <w:p>
+            <w:r>
+              <w:t xml:space="preserve">Explore</w:t>
+            </w:r>
+          </w:p>
+        </w:tc>
+        <w:tc>
+          <w:tcPr>
+            <w:tcW w:type="dxa" w:w="2200"/>
+            <w:tcBorders>
+              <w:top w:val="single" w:color="CCCCCC" w:sz="1"/>
+              <w:left w:val="single" w:color="CCCCCC" w:sz="1"/>
+              <w:bottom w:val="single" w:color="CCCCCC" w:sz="1"/>
+              <w:right w:val="single" w:color="CCCCCC" w:sz="1"/>
+            </w:tcBorders>
+            <w:tcMar>
+              <w:top w:type="dxa" w:w="80"/>
+              <w:left w:type="dxa" w:w="120"/>
+              <w:bottom w:type="dxa" w:w="80"/>
+              <w:right w:type="dxa" w:w="120"/>
+            </w:tcMar>
+          </w:tcPr>
+          <w:p>
+            <w:r>
+              <w:t xml:space="preserve">Connect Selected Nodes</w:t>
+            </w:r>
+          </w:p>
+        </w:tc>
+        <w:tc>
+          <w:tcPr>
+            <w:tcW w:type="dxa" w:w="4560"/>
+            <w:tcBorders>
+              <w:top w:val="single" w:color="CCCCCC" w:sz="1"/>
+              <w:left w:val="single" w:color="CCCCCC" w:sz="1"/>
+              <w:bottom w:val="single" w:color="CCCCCC" w:sz="1"/>
+              <w:right w:val="single" w:color="CCCCCC" w:sz="1"/>
+            </w:tcBorders>
+            <w:tcMar>
+              <w:top w:type="dxa" w:w="80"/>
+              <w:left w:type="dxa" w:w="120"/>
+              <w:bottom w:type="dxa" w:w="80"/>
+              <w:right w:type="dxa" w:w="120"/>
+            </w:tcMar>
+          </w:tcPr>
+          <w:p>
+            <w:r>
+              <w:t xml:space="preserve">Add edges that close a loop entirely within your current selection.</w:t>
+            </w:r>
+          </w:p>
+        </w:tc>
+      </w:tr>
+      <w:tr>
+        <w:tc>
+          <w:tcPr>
+            <w:tcW w:type="dxa" w:w="2400"/>
+            <w:tcBorders>
+              <w:top w:val="single" w:color="CCCCCC" w:sz="1"/>
+              <w:left w:val="single" w:color="CCCCCC" w:sz="1"/>
+              <w:bottom w:val="single" w:color="CCCCCC" w:sz="1"/>
+              <w:right w:val="single" w:color="CCCCCC" w:sz="1"/>
+            </w:tcBorders>
+            <w:tcMar>
+              <w:top w:type="dxa" w:w="80"/>
+              <w:left w:type="dxa" w:w="120"/>
+              <w:bottom w:type="dxa" w:w="80"/>
+              <w:right w:type="dxa" w:w="120"/>
+            </w:tcMar>
+          </w:tcPr>
+          <w:p>
+            <w:r>
+              <w:t xml:space="preserve">Explore</w:t>
+            </w:r>
+          </w:p>
+        </w:tc>
+        <w:tc>
+          <w:tcPr>
+            <w:tcW w:type="dxa" w:w="2200"/>
+            <w:tcBorders>
+              <w:top w:val="single" w:color="CCCCCC" w:sz="1"/>
+              <w:left w:val="single" w:color="CCCCCC" w:sz="1"/>
+              <w:bottom w:val="single" w:color="CCCCCC" w:sz="1"/>
+              <w:right w:val="single" w:color="CCCCCC" w:sz="1"/>
+            </w:tcBorders>
+            <w:tcMar>
+              <w:top w:type="dxa" w:w="80"/>
+              <w:left w:type="dxa" w:w="120"/>
+              <w:bottom w:type="dxa" w:w="80"/>
+              <w:right w:type="dxa" w:w="120"/>
+            </w:tcMar>
+          </w:tcPr>
+          <w:p>
+            <w:r>
+              <w:t xml:space="preserve">Shortest path…</w:t>
+            </w:r>
+          </w:p>
+        </w:tc>
+        <w:tc>
+          <w:tcPr>
+            <w:tcW w:type="dxa" w:w="4560"/>
+            <w:tcBorders>
+              <w:top w:val="single" w:color="CCCCCC" w:sz="1"/>
+              <w:left w:val="single" w:color="CCCCCC" w:sz="1"/>
+              <w:bottom w:val="single" w:color="CCCCCC" w:sz="1"/>
+              <w:right w:val="single" w:color="CCCCCC" w:sz="1"/>
+            </w:tcBorders>
+            <w:tcMar>
+              <w:top w:type="dxa" w:w="80"/>
+              <w:left w:type="dxa" w:w="120"/>
+              <w:bottom w:type="dxa" w:w="80"/>
+              <w:right w:type="dxa" w:w="120"/>
+            </w:tcMar>
+          </w:tcPr>
+          <w:p>
+            <w:r>
+              <w:t xml:space="preserve">Find the shortest path(s) between up to 10 selected nodes.</w:t>
+            </w:r>
+          </w:p>
+        </w:tc>
+      </w:tr>
+      <w:tr>
+        <w:tc>
+          <w:tcPr>
+            <w:tcW w:type="dxa" w:w="2400"/>
+            <w:tcBorders>
+              <w:top w:val="single" w:color="CCCCCC" w:sz="1"/>
+              <w:left w:val="single" w:color="CCCCCC" w:sz="1"/>
+              <w:bottom w:val="single" w:color="CCCCCC" w:sz="1"/>
+              <w:right w:val="single" w:color="CCCCCC" w:sz="1"/>
+            </w:tcBorders>
+            <w:tcMar>
+              <w:top w:type="dxa" w:w="80"/>
+              <w:left w:type="dxa" w:w="120"/>
+              <w:bottom w:type="dxa" w:w="80"/>
+              <w:right w:type="dxa" w:w="120"/>
+            </w:tcMar>
+          </w:tcPr>
+          <w:p>
+            <w:r>
+              <w:t xml:space="preserve">Explore</w:t>
+            </w:r>
+          </w:p>
+        </w:tc>
+        <w:tc>
+          <w:tcPr>
+            <w:tcW w:type="dxa" w:w="2200"/>
+            <w:tcBorders>
+              <w:top w:val="single" w:color="CCCCCC" w:sz="1"/>
+              <w:left w:val="single" w:color="CCCCCC" w:sz="1"/>
+              <w:bottom w:val="single" w:color="CCCCCC" w:sz="1"/>
+              <w:right w:val="single" w:color="CCCCCC" w:sz="1"/>
+            </w:tcBorders>
+            <w:tcMar>
+              <w:top w:type="dxa" w:w="80"/>
+              <w:left w:type="dxa" w:w="120"/>
+              <w:bottom w:type="dxa" w:w="80"/>
+              <w:right w:type="dxa" w:w="120"/>
+            </w:tcMar>
+          </w:tcPr>
+          <w:p>
+            <w:r>
+              <w:t xml:space="preserve">Expand Selected Nodes</w:t>
+            </w:r>
+          </w:p>
+        </w:tc>
+        <w:tc>
+          <w:tcPr>
+            <w:tcW w:type="dxa" w:w="4560"/>
+            <w:tcBorders>
+              <w:top w:val="single" w:color="CCCCCC" w:sz="1"/>
+              <w:left w:val="single" w:color="CCCCCC" w:sz="1"/>
+              <w:bottom w:val="single" w:color="CCCCCC" w:sz="1"/>
+              <w:right w:val="single" w:color="CCCCCC" w:sz="1"/>
+            </w:tcBorders>
+            <w:tcMar>
+              <w:top w:type="dxa" w:w="80"/>
+              <w:left w:type="dxa" w:w="120"/>
+              <w:bottom w:type="dxa" w:w="80"/>
+              <w:right w:type="dxa" w:w="120"/>
+            </w:tcMar>
+          </w:tcPr>
+          <w:p>
+            <w:r>
+              <w:t xml:space="preserve">Pull in neighbors of your selection, under various relation-type filters or to a specific label.</w:t>
+            </w:r>
+          </w:p>
+        </w:tc>
+      </w:tr>
+      <w:tr>
+        <w:tc>
+          <w:tcPr>
+            <w:tcW w:type="dxa" w:w="2400"/>
+            <w:tcBorders>
+              <w:top w:val="single" w:color="CCCCCC" w:sz="1"/>
+              <w:left w:val="single" w:color="CCCCCC" w:sz="1"/>
+              <w:bottom w:val="single" w:color="CCCCCC" w:sz="1"/>
+              <w:right w:val="single" w:color="CCCCCC" w:sz="1"/>
+            </w:tcBorders>
+            <w:tcMar>
+              <w:top w:type="dxa" w:w="80"/>
+              <w:left w:type="dxa" w:w="120"/>
+              <w:bottom w:type="dxa" w:w="80"/>
+              <w:right w:type="dxa" w:w="120"/>
+            </w:tcMar>
+          </w:tcPr>
+          <w:p>
+            <w:r>
+              <w:t xml:space="preserve">Explore</w:t>
+            </w:r>
+          </w:p>
+        </w:tc>
+        <w:tc>
+          <w:tcPr>
+            <w:tcW w:type="dxa" w:w="2200"/>
+            <w:tcBorders>
+              <w:top w:val="single" w:color="CCCCCC" w:sz="1"/>
+              <w:left w:val="single" w:color="CCCCCC" w:sz="1"/>
+              <w:bottom w:val="single" w:color="CCCCCC" w:sz="1"/>
+              <w:right w:val="single" w:color="CCCCCC" w:sz="1"/>
+            </w:tcBorders>
+            <w:tcMar>
+              <w:top w:type="dxa" w:w="80"/>
+              <w:left w:type="dxa" w:w="120"/>
+              <w:bottom w:type="dxa" w:w="80"/>
+              <w:right w:type="dxa" w:w="120"/>
+            </w:tcMar>
+          </w:tcPr>
+          <w:p>
+            <w:r>
+              <w:t xml:space="preserve">Find common neighbors</w:t>
+            </w:r>
+          </w:p>
+        </w:tc>
+        <w:tc>
+          <w:tcPr>
+            <w:tcW w:type="dxa" w:w="4560"/>
+            <w:tcBorders>
+              <w:top w:val="single" w:color="CCCCCC" w:sz="1"/>
+              <w:left w:val="single" w:color="CCCCCC" w:sz="1"/>
+              <w:bottom w:val="single" w:color="CCCCCC" w:sz="1"/>
+              <w:right w:val="single" w:color="CCCCCC" w:sz="1"/>
+            </w:tcBorders>
+            <w:tcMar>
+              <w:top w:type="dxa" w:w="80"/>
+              <w:left w:type="dxa" w:w="120"/>
+              <w:bottom w:type="dxa" w:w="80"/>
+              <w:right w:type="dxa" w:w="120"/>
+            </w:tcMar>
+          </w:tcPr>
+          <w:p>
+            <w:r>
+              <w:t xml:space="preserve">All relations / Find regulators / Find targets — nodes connected to every one of your selected nodes.</w:t>
+            </w:r>
+          </w:p>
+        </w:tc>
+      </w:tr>
+      <w:tr>
+        <w:tc>
+          <w:tcPr>
+            <w:tcW w:type="dxa" w:w="2400"/>
+            <w:tcBorders>
+              <w:top w:val="single" w:color="CCCCCC" w:sz="1"/>
+              <w:left w:val="single" w:color="CCCCCC" w:sz="1"/>
+              <w:bottom w:val="single" w:color="CCCCCC" w:sz="1"/>
+              <w:right w:val="single" w:color="CCCCCC" w:sz="1"/>
+            </w:tcBorders>
+            <w:tcMar>
+              <w:top w:type="dxa" w:w="80"/>
+              <w:left w:type="dxa" w:w="120"/>
+              <w:bottom w:type="dxa" w:w="80"/>
+              <w:right w:type="dxa" w:w="120"/>
+            </w:tcMar>
+          </w:tcPr>
+          <w:p>
+            <w:r>
+              <w:t xml:space="preserve">Ontology</w:t>
+            </w:r>
+          </w:p>
+        </w:tc>
+        <w:tc>
+          <w:tcPr>
+            <w:tcW w:type="dxa" w:w="2200"/>
+            <w:tcBorders>
+              <w:top w:val="single" w:color="CCCCCC" w:sz="1"/>
+              <w:left w:val="single" w:color="CCCCCC" w:sz="1"/>
+              <w:bottom w:val="single" w:color="CCCCCC" w:sz="1"/>
+              <w:right w:val="single" w:color="CCCCCC" w:sz="1"/>
+            </w:tcBorders>
+            <w:tcMar>
+              <w:top w:type="dxa" w:w="80"/>
+              <w:left w:type="dxa" w:w="120"/>
+              <w:bottom w:type="dxa" w:w="80"/>
+              <w:right w:type="dxa" w:w="120"/>
+            </w:tcMar>
+          </w:tcPr>
+          <w:p>
+            <w:r>
+              <w:t xml:space="preserve">Find ontology children / Find ontology parents</w:t>
+            </w:r>
+          </w:p>
+        </w:tc>
+        <w:tc>
+          <w:tcPr>
+            <w:tcW w:type="dxa" w:w="4560"/>
+            <w:tcBorders>
+              <w:top w:val="single" w:color="CCCCCC" w:sz="1"/>
+              <w:left w:val="single" w:color="CCCCCC" w:sz="1"/>
+              <w:bottom w:val="single" w:color="CCCCCC" w:sz="1"/>
+              <w:right w:val="single" w:color="CCCCCC" w:sz="1"/>
+            </w:tcBorders>
+            <w:tcMar>
+              <w:top w:type="dxa" w:w="80"/>
+              <w:left w:type="dxa" w:w="120"/>
+              <w:bottom w:type="dxa" w:w="80"/>
+              <w:right w:type="dxa" w:w="120"/>
+            </w:tcMar>
+          </w:tcPr>
+          <w:p>
+            <w:r>
+              <w:t xml:space="preserve">Expand a node's ontology neighbors by 1–5 levels, or unbounded.</w:t>
+            </w:r>
+          </w:p>
+        </w:tc>
+      </w:tr>
+      <w:tr>
+        <w:tc>
+          <w:tcPr>
+            <w:tcW w:type="dxa" w:w="2400"/>
+            <w:tcBorders>
+              <w:top w:val="single" w:color="CCCCCC" w:sz="1"/>
+              <w:left w:val="single" w:color="CCCCCC" w:sz="1"/>
+              <w:bottom w:val="single" w:color="CCCCCC" w:sz="1"/>
+              <w:right w:val="single" w:color="CCCCCC" w:sz="1"/>
+            </w:tcBorders>
+            <w:tcMar>
+              <w:top w:type="dxa" w:w="80"/>
+              <w:left w:type="dxa" w:w="120"/>
+              <w:bottom w:type="dxa" w:w="80"/>
+              <w:right w:type="dxa" w:w="120"/>
+            </w:tcMar>
+          </w:tcPr>
+          <w:p>
+            <w:r>
+              <w:t xml:space="preserve">Ontology</w:t>
+            </w:r>
+          </w:p>
+        </w:tc>
+        <w:tc>
+          <w:tcPr>
+            <w:tcW w:type="dxa" w:w="2200"/>
+            <w:tcBorders>
+              <w:top w:val="single" w:color="CCCCCC" w:sz="1"/>
+              <w:left w:val="single" w:color="CCCCCC" w:sz="1"/>
+              <w:bottom w:val="single" w:color="CCCCCC" w:sz="1"/>
+              <w:right w:val="single" w:color="CCCCCC" w:sz="1"/>
+            </w:tcBorders>
+            <w:tcMar>
+              <w:top w:type="dxa" w:w="80"/>
+              <w:left w:type="dxa" w:w="120"/>
+              <w:bottom w:type="dxa" w:w="80"/>
+              <w:right w:type="dxa" w:w="120"/>
+            </w:tcMar>
+          </w:tcPr>
+          <w:p>
+            <w:r>
+              <w:t xml:space="preserve">Ontology analysis…</w:t>
+            </w:r>
+          </w:p>
+        </w:tc>
+        <w:tc>
+          <w:tcPr>
+            <w:tcW w:type="dxa" w:w="4560"/>
+            <w:tcBorders>
+              <w:top w:val="single" w:color="CCCCCC" w:sz="1"/>
+              <w:left w:val="single" w:color="CCCCCC" w:sz="1"/>
+              <w:bottom w:val="single" w:color="CCCCCC" w:sz="1"/>
+              <w:right w:val="single" w:color="CCCCCC" w:sz="1"/>
+            </w:tcBorders>
+            <w:tcMar>
+              <w:top w:type="dxa" w:w="80"/>
+              <w:left w:type="dxa" w:w="120"/>
+              <w:bottom w:type="dxa" w:w="80"/>
+              <w:right w:type="dxa" w:w="120"/>
+            </w:tcMar>
+          </w:tcPr>
+          <w:p>
+            <w:r>
+              <w:t xml:space="preserve">Open the standalone ontology tree browser.</w:t>
+            </w:r>
+          </w:p>
+        </w:tc>
+      </w:tr>
+      <w:tr>
+        <w:tc>
+          <w:tcPr>
+            <w:tcW w:type="dxa" w:w="2400"/>
+            <w:tcBorders>
+              <w:top w:val="single" w:color="CCCCCC" w:sz="1"/>
+              <w:left w:val="single" w:color="CCCCCC" w:sz="1"/>
+              <w:bottom w:val="single" w:color="CCCCCC" w:sz="1"/>
+              <w:right w:val="single" w:color="CCCCCC" w:sz="1"/>
+            </w:tcBorders>
+            <w:tcMar>
+              <w:top w:type="dxa" w:w="80"/>
+              <w:left w:type="dxa" w:w="120"/>
+              <w:bottom w:type="dxa" w:w="80"/>
+              <w:right w:type="dxa" w:w="120"/>
+            </w:tcMar>
+          </w:tcPr>
+          <w:p>
+            <w:r>
+              <w:t xml:space="preserve">Ontology</w:t>
+            </w:r>
+          </w:p>
+        </w:tc>
+        <w:tc>
+          <w:tcPr>
+            <w:tcW w:type="dxa" w:w="2200"/>
+            <w:tcBorders>
+              <w:top w:val="single" w:color="CCCCCC" w:sz="1"/>
+              <w:left w:val="single" w:color="CCCCCC" w:sz="1"/>
+              <w:bottom w:val="single" w:color="CCCCCC" w:sz="1"/>
+              <w:right w:val="single" w:color="CCCCCC" w:sz="1"/>
+            </w:tcBorders>
+            <w:tcMar>
+              <w:top w:type="dxa" w:w="80"/>
+              <w:left w:type="dxa" w:w="120"/>
+              <w:bottom w:type="dxa" w:w="80"/>
+              <w:right w:type="dxa" w:w="120"/>
+            </w:tcMar>
+          </w:tcPr>
+          <w:p>
+            <w:r>
+              <w:t xml:space="preserve">Find drugs upstream</w:t>
+            </w:r>
+          </w:p>
+        </w:tc>
+        <w:tc>
+          <w:tcPr>
+            <w:tcW w:type="dxa" w:w="4560"/>
+            <w:tcBorders>
+              <w:top w:val="single" w:color="CCCCCC" w:sz="1"/>
+              <w:left w:val="single" w:color="CCCCCC" w:sz="1"/>
+              <w:bottom w:val="single" w:color="CCCCCC" w:sz="1"/>
+              <w:right w:val="single" w:color="CCCCCC" w:sz="1"/>
+            </w:tcBorders>
+            <w:tcMar>
+              <w:top w:type="dxa" w:w="80"/>
+              <w:left w:type="dxa" w:w="120"/>
+              <w:bottom w:type="dxa" w:w="80"/>
+              <w:right w:type="dxa" w:w="120"/>
+            </w:tcMar>
+          </w:tcPr>
+          <w:p>
+            <w:r>
+              <w:t xml:space="preserve">All relations, direct/indirect agonists or antagonists, or expression modulators upstream of your selection.</w:t>
+            </w:r>
+          </w:p>
+        </w:tc>
+      </w:tr>
+      <w:tr>
+        <w:tc>
+          <w:tcPr>
+            <w:tcW w:type="dxa" w:w="2400"/>
+            <w:tcBorders>
+              <w:top w:val="single" w:color="CCCCCC" w:sz="1"/>
+              <w:left w:val="single" w:color="CCCCCC" w:sz="1"/>
+              <w:bottom w:val="single" w:color="CCCCCC" w:sz="1"/>
+              <w:right w:val="single" w:color="CCCCCC" w:sz="1"/>
+            </w:tcBorders>
+            <w:tcMar>
+              <w:top w:type="dxa" w:w="80"/>
+              <w:left w:type="dxa" w:w="120"/>
+              <w:bottom w:type="dxa" w:w="80"/>
+              <w:right w:type="dxa" w:w="120"/>
+            </w:tcMar>
+          </w:tcPr>
+          <w:p>
+            <w:r>
               <w:t xml:space="preserve">Database</w:t>
             </w:r>
           </w:p>
@@ -577,7 +2141,7 @@
           </w:tcPr>
           <w:p>
             <w:r>
-              <w:t xml:space="preserve">Neo4j Cypher → Open Cypher editor</w:t>
+              <w:t xml:space="preserve">Neo4j Cypher → Open Cypher editor / Cypher history</w:t>
             </w:r>
           </w:p>
         </w:tc>
@@ -599,7 +2163,7 @@
           </w:tcPr>
           <w:p>
             <w:r>
-              <w:t xml:space="preserve">Run a raw Cypher query with autocomplete and lint against the live schema.</w:t>
+              <w:t xml:space="preserve">Run a raw Cypher query with autocomplete and lint; browse and reopen every query you have run.</w:t>
             </w:r>
           </w:p>
         </w:tc>
@@ -645,7 +2209,7 @@
           </w:tcPr>
           <w:p>
             <w:r>
-              <w:t xml:space="preserve">Neo4j Cypher → Sankey diagram</w:t>
+              <w:t xml:space="preserve">Postgres SQL</w:t>
             </w:r>
           </w:p>
         </w:tc>
@@ -667,7 +2231,7 @@
           </w:tcPr>
           <w:p>
             <w:r>
-              <w:t xml:space="preserve">Open the Sankey flow-view editor.</w:t>
+              <w:t xml:space="preserve">(Admin) run a read-only SELECT/WITH query directly.</w:t>
             </w:r>
           </w:p>
         </w:tc>
@@ -713,7 +2277,7 @@
           </w:tcPr>
           <w:p>
             <w:r>
-              <w:t xml:space="preserve">Neo4j Cypher → Cypher history</w:t>
+              <w:t xml:space="preserve">Load / Merge similar relations</w:t>
             </w:r>
           </w:p>
         </w:tc>
@@ -735,7 +2299,7 @@
           </w:tcPr>
           <w:p>
             <w:r>
-              <w:t xml:space="preserve">Browse and reopen every query you've run.</w:t>
+              <w:t xml:space="preserve">Curation utilities for pathway node and relation data.</w:t>
             </w:r>
           </w:p>
         </w:tc>
@@ -759,7 +2323,7 @@
           </w:tcPr>
           <w:p>
             <w:r>
-              <w:t xml:space="preserve">Database</w:t>
+              <w:t xml:space="preserve">Edit</w:t>
             </w:r>
           </w:p>
         </w:tc>
@@ -781,7 +2345,7 @@
           </w:tcPr>
           <w:p>
             <w:r>
-              <w:t xml:space="preserve">Postgres SQL</w:t>
+              <w:t xml:space="preserve">Copy / Paste / Delete selected</w:t>
             </w:r>
           </w:p>
         </w:tc>
@@ -803,7 +2367,7 @@
           </w:tcPr>
           <w:p>
             <w:r>
-              <w:t xml:space="preserve">(Admin) run a read-only SELECT/WITH query directly.</w:t>
+              <w:t xml:space="preserve">Standard clipboard operations, including across tabs.</w:t>
             </w:r>
           </w:p>
         </w:tc>
@@ -827,7 +2391,7 @@
           </w:tcPr>
           <w:p>
             <w:r>
-              <w:t xml:space="preserve">Database</w:t>
+              <w:t xml:space="preserve">Edit</w:t>
             </w:r>
           </w:p>
         </w:tc>
@@ -849,7 +2413,7 @@
           </w:tcPr>
           <w:p>
             <w:r>
-              <w:t xml:space="preserve">Ontology → Find ontology children / parents</w:t>
+              <w:t xml:space="preserve">Create/Edit relation</w:t>
             </w:r>
           </w:p>
         </w:tc>
@@ -871,891 +2435,7 @@
           </w:tcPr>
           <w:p>
             <w:r>
-              <w:t xml:space="preserve">Expand a node's ontology neighbors by 1–5 levels, or unbounded.</w:t>
-            </w:r>
-          </w:p>
-        </w:tc>
-      </w:tr>
-      <w:tr>
-        <w:tc>
-          <w:tcPr>
-            <w:tcW w:type="dxa" w:w="2400"/>
-            <w:tcBorders>
-              <w:top w:val="single" w:color="CCCCCC" w:sz="1"/>
-              <w:left w:val="single" w:color="CCCCCC" w:sz="1"/>
-              <w:bottom w:val="single" w:color="CCCCCC" w:sz="1"/>
-              <w:right w:val="single" w:color="CCCCCC" w:sz="1"/>
-            </w:tcBorders>
-            <w:tcMar>
-              <w:top w:type="dxa" w:w="80"/>
-              <w:left w:type="dxa" w:w="120"/>
-              <w:bottom w:type="dxa" w:w="80"/>
-              <w:right w:type="dxa" w:w="120"/>
-            </w:tcMar>
-          </w:tcPr>
-          <w:p>
-            <w:r>
-              <w:t xml:space="preserve">Database</w:t>
-            </w:r>
-          </w:p>
-        </w:tc>
-        <w:tc>
-          <w:tcPr>
-            <w:tcW w:type="dxa" w:w="2200"/>
-            <w:tcBorders>
-              <w:top w:val="single" w:color="CCCCCC" w:sz="1"/>
-              <w:left w:val="single" w:color="CCCCCC" w:sz="1"/>
-              <w:bottom w:val="single" w:color="CCCCCC" w:sz="1"/>
-              <w:right w:val="single" w:color="CCCCCC" w:sz="1"/>
-            </w:tcBorders>
-            <w:tcMar>
-              <w:top w:type="dxa" w:w="80"/>
-              <w:left w:type="dxa" w:w="120"/>
-              <w:bottom w:type="dxa" w:w="80"/>
-              <w:right w:type="dxa" w:w="120"/>
-            </w:tcMar>
-          </w:tcPr>
-          <w:p>
-            <w:r>
-              <w:t xml:space="preserve">Ontology → Ontology analysis…</w:t>
-            </w:r>
-          </w:p>
-        </w:tc>
-        <w:tc>
-          <w:tcPr>
-            <w:tcW w:type="dxa" w:w="4560"/>
-            <w:tcBorders>
-              <w:top w:val="single" w:color="CCCCCC" w:sz="1"/>
-              <w:left w:val="single" w:color="CCCCCC" w:sz="1"/>
-              <w:bottom w:val="single" w:color="CCCCCC" w:sz="1"/>
-              <w:right w:val="single" w:color="CCCCCC" w:sz="1"/>
-            </w:tcBorders>
-            <w:tcMar>
-              <w:top w:type="dxa" w:w="80"/>
-              <w:left w:type="dxa" w:w="120"/>
-              <w:bottom w:type="dxa" w:w="80"/>
-              <w:right w:type="dxa" w:w="120"/>
-            </w:tcMar>
-          </w:tcPr>
-          <w:p>
-            <w:r>
-              <w:t xml:space="preserve">Open the standalone ontology tree browser.</w:t>
-            </w:r>
-          </w:p>
-        </w:tc>
-      </w:tr>
-      <w:tr>
-        <w:tc>
-          <w:tcPr>
-            <w:tcW w:type="dxa" w:w="2400"/>
-            <w:tcBorders>
-              <w:top w:val="single" w:color="CCCCCC" w:sz="1"/>
-              <w:left w:val="single" w:color="CCCCCC" w:sz="1"/>
-              <w:bottom w:val="single" w:color="CCCCCC" w:sz="1"/>
-              <w:right w:val="single" w:color="CCCCCC" w:sz="1"/>
-            </w:tcBorders>
-            <w:tcMar>
-              <w:top w:type="dxa" w:w="80"/>
-              <w:left w:type="dxa" w:w="120"/>
-              <w:bottom w:type="dxa" w:w="80"/>
-              <w:right w:type="dxa" w:w="120"/>
-            </w:tcMar>
-          </w:tcPr>
-          <w:p>
-            <w:r>
-              <w:t xml:space="preserve">Database</w:t>
-            </w:r>
-          </w:p>
-        </w:tc>
-        <w:tc>
-          <w:tcPr>
-            <w:tcW w:type="dxa" w:w="2200"/>
-            <w:tcBorders>
-              <w:top w:val="single" w:color="CCCCCC" w:sz="1"/>
-              <w:left w:val="single" w:color="CCCCCC" w:sz="1"/>
-              <w:bottom w:val="single" w:color="CCCCCC" w:sz="1"/>
-              <w:right w:val="single" w:color="CCCCCC" w:sz="1"/>
-            </w:tcBorders>
-            <w:tcMar>
-              <w:top w:type="dxa" w:w="80"/>
-              <w:left w:type="dxa" w:w="120"/>
-              <w:bottom w:type="dxa" w:w="80"/>
-              <w:right w:type="dxa" w:w="120"/>
-            </w:tcMar>
-          </w:tcPr>
-          <w:p>
-            <w:r>
-              <w:t xml:space="preserve">Create/Edit relation</w:t>
-            </w:r>
-          </w:p>
-        </w:tc>
-        <w:tc>
-          <w:tcPr>
-            <w:tcW w:type="dxa" w:w="4560"/>
-            <w:tcBorders>
-              <w:top w:val="single" w:color="CCCCCC" w:sz="1"/>
-              <w:left w:val="single" w:color="CCCCCC" w:sz="1"/>
-              <w:bottom w:val="single" w:color="CCCCCC" w:sz="1"/>
-              <w:right w:val="single" w:color="CCCCCC" w:sz="1"/>
-            </w:tcBorders>
-            <w:tcMar>
-              <w:top w:type="dxa" w:w="80"/>
-              <w:left w:type="dxa" w:w="120"/>
-              <w:bottom w:type="dxa" w:w="80"/>
-              <w:right w:type="dxa" w:w="120"/>
-            </w:tcMar>
-          </w:tcPr>
-          <w:p>
-            <w:r>
               <w:t xml:space="preserve">Open the curation dialog for the selected node(s) (requires the user role).</w:t>
-            </w:r>
-          </w:p>
-        </w:tc>
-      </w:tr>
-      <w:tr>
-        <w:tc>
-          <w:tcPr>
-            <w:tcW w:type="dxa" w:w="2400"/>
-            <w:tcBorders>
-              <w:top w:val="single" w:color="CCCCCC" w:sz="1"/>
-              <w:left w:val="single" w:color="CCCCCC" w:sz="1"/>
-              <w:bottom w:val="single" w:color="CCCCCC" w:sz="1"/>
-              <w:right w:val="single" w:color="CCCCCC" w:sz="1"/>
-            </w:tcBorders>
-            <w:tcMar>
-              <w:top w:type="dxa" w:w="80"/>
-              <w:left w:type="dxa" w:w="120"/>
-              <w:bottom w:type="dxa" w:w="80"/>
-              <w:right w:type="dxa" w:w="120"/>
-            </w:tcMar>
-          </w:tcPr>
-          <w:p>
-            <w:r>
-              <w:t xml:space="preserve">Database</w:t>
-            </w:r>
-          </w:p>
-        </w:tc>
-        <w:tc>
-          <w:tcPr>
-            <w:tcW w:type="dxa" w:w="2200"/>
-            <w:tcBorders>
-              <w:top w:val="single" w:color="CCCCCC" w:sz="1"/>
-              <w:left w:val="single" w:color="CCCCCC" w:sz="1"/>
-              <w:bottom w:val="single" w:color="CCCCCC" w:sz="1"/>
-              <w:right w:val="single" w:color="CCCCCC" w:sz="1"/>
-            </w:tcBorders>
-            <w:tcMar>
-              <w:top w:type="dxa" w:w="80"/>
-              <w:left w:type="dxa" w:w="120"/>
-              <w:bottom w:type="dxa" w:w="80"/>
-              <w:right w:type="dxa" w:w="120"/>
-            </w:tcMar>
-          </w:tcPr>
-          <w:p>
-            <w:r>
-              <w:t xml:space="preserve">Find relations between Selected/Unselected</w:t>
-            </w:r>
-          </w:p>
-        </w:tc>
-        <w:tc>
-          <w:tcPr>
-            <w:tcW w:type="dxa" w:w="4560"/>
-            <w:tcBorders>
-              <w:top w:val="single" w:color="CCCCCC" w:sz="1"/>
-              <w:left w:val="single" w:color="CCCCCC" w:sz="1"/>
-              <w:bottom w:val="single" w:color="CCCCCC" w:sz="1"/>
-              <w:right w:val="single" w:color="CCCCCC" w:sz="1"/>
-            </w:tcBorders>
-            <w:tcMar>
-              <w:top w:type="dxa" w:w="80"/>
-              <w:left w:type="dxa" w:w="120"/>
-              <w:bottom w:type="dxa" w:w="80"/>
-              <w:right w:type="dxa" w:w="120"/>
-            </w:tcMar>
-          </w:tcPr>
-          <w:p>
-            <w:r>
-              <w:t xml:space="preserve">Query for edges connecting the two groups, filtered by relation category.</w:t>
-            </w:r>
-          </w:p>
-        </w:tc>
-      </w:tr>
-      <w:tr>
-        <w:tc>
-          <w:tcPr>
-            <w:tcW w:type="dxa" w:w="2400"/>
-            <w:tcBorders>
-              <w:top w:val="single" w:color="CCCCCC" w:sz="1"/>
-              <w:left w:val="single" w:color="CCCCCC" w:sz="1"/>
-              <w:bottom w:val="single" w:color="CCCCCC" w:sz="1"/>
-              <w:right w:val="single" w:color="CCCCCC" w:sz="1"/>
-            </w:tcBorders>
-            <w:tcMar>
-              <w:top w:type="dxa" w:w="80"/>
-              <w:left w:type="dxa" w:w="120"/>
-              <w:bottom w:type="dxa" w:w="80"/>
-              <w:right w:type="dxa" w:w="120"/>
-            </w:tcMar>
-          </w:tcPr>
-          <w:p>
-            <w:r>
-              <w:t xml:space="preserve">Database</w:t>
-            </w:r>
-          </w:p>
-        </w:tc>
-        <w:tc>
-          <w:tcPr>
-            <w:tcW w:type="dxa" w:w="2200"/>
-            <w:tcBorders>
-              <w:top w:val="single" w:color="CCCCCC" w:sz="1"/>
-              <w:left w:val="single" w:color="CCCCCC" w:sz="1"/>
-              <w:bottom w:val="single" w:color="CCCCCC" w:sz="1"/>
-              <w:right w:val="single" w:color="CCCCCC" w:sz="1"/>
-            </w:tcBorders>
-            <w:tcMar>
-              <w:top w:type="dxa" w:w="80"/>
-              <w:left w:type="dxa" w:w="120"/>
-              <w:bottom w:type="dxa" w:w="80"/>
-              <w:right w:type="dxa" w:w="120"/>
-            </w:tcMar>
-          </w:tcPr>
-          <w:p>
-            <w:r>
-              <w:t xml:space="preserve">Connect Selected Nodes</w:t>
-            </w:r>
-          </w:p>
-        </w:tc>
-        <w:tc>
-          <w:tcPr>
-            <w:tcW w:type="dxa" w:w="4560"/>
-            <w:tcBorders>
-              <w:top w:val="single" w:color="CCCCCC" w:sz="1"/>
-              <w:left w:val="single" w:color="CCCCCC" w:sz="1"/>
-              <w:bottom w:val="single" w:color="CCCCCC" w:sz="1"/>
-              <w:right w:val="single" w:color="CCCCCC" w:sz="1"/>
-            </w:tcBorders>
-            <w:tcMar>
-              <w:top w:type="dxa" w:w="80"/>
-              <w:left w:type="dxa" w:w="120"/>
-              <w:bottom w:type="dxa" w:w="80"/>
-              <w:right w:type="dxa" w:w="120"/>
-            </w:tcMar>
-          </w:tcPr>
-          <w:p>
-            <w:r>
-              <w:t xml:space="preserve">Add edges that close a loop entirely within your current selection.</w:t>
-            </w:r>
-          </w:p>
-        </w:tc>
-      </w:tr>
-      <w:tr>
-        <w:tc>
-          <w:tcPr>
-            <w:tcW w:type="dxa" w:w="2400"/>
-            <w:tcBorders>
-              <w:top w:val="single" w:color="CCCCCC" w:sz="1"/>
-              <w:left w:val="single" w:color="CCCCCC" w:sz="1"/>
-              <w:bottom w:val="single" w:color="CCCCCC" w:sz="1"/>
-              <w:right w:val="single" w:color="CCCCCC" w:sz="1"/>
-            </w:tcBorders>
-            <w:tcMar>
-              <w:top w:type="dxa" w:w="80"/>
-              <w:left w:type="dxa" w:w="120"/>
-              <w:bottom w:type="dxa" w:w="80"/>
-              <w:right w:type="dxa" w:w="120"/>
-            </w:tcMar>
-          </w:tcPr>
-          <w:p>
-            <w:r>
-              <w:t xml:space="preserve">Database</w:t>
-            </w:r>
-          </w:p>
-        </w:tc>
-        <w:tc>
-          <w:tcPr>
-            <w:tcW w:type="dxa" w:w="2200"/>
-            <w:tcBorders>
-              <w:top w:val="single" w:color="CCCCCC" w:sz="1"/>
-              <w:left w:val="single" w:color="CCCCCC" w:sz="1"/>
-              <w:bottom w:val="single" w:color="CCCCCC" w:sz="1"/>
-              <w:right w:val="single" w:color="CCCCCC" w:sz="1"/>
-            </w:tcBorders>
-            <w:tcMar>
-              <w:top w:type="dxa" w:w="80"/>
-              <w:left w:type="dxa" w:w="120"/>
-              <w:bottom w:type="dxa" w:w="80"/>
-              <w:right w:type="dxa" w:w="120"/>
-            </w:tcMar>
-          </w:tcPr>
-          <w:p>
-            <w:r>
-              <w:t xml:space="preserve">Shortest path…</w:t>
-            </w:r>
-          </w:p>
-        </w:tc>
-        <w:tc>
-          <w:tcPr>
-            <w:tcW w:type="dxa" w:w="4560"/>
-            <w:tcBorders>
-              <w:top w:val="single" w:color="CCCCCC" w:sz="1"/>
-              <w:left w:val="single" w:color="CCCCCC" w:sz="1"/>
-              <w:bottom w:val="single" w:color="CCCCCC" w:sz="1"/>
-              <w:right w:val="single" w:color="CCCCCC" w:sz="1"/>
-            </w:tcBorders>
-            <w:tcMar>
-              <w:top w:type="dxa" w:w="80"/>
-              <w:left w:type="dxa" w:w="120"/>
-              <w:bottom w:type="dxa" w:w="80"/>
-              <w:right w:type="dxa" w:w="120"/>
-            </w:tcMar>
-          </w:tcPr>
-          <w:p>
-            <w:r>
-              <w:t xml:space="preserve">Find the shortest path(s) between up to 10 selected nodes.</w:t>
-            </w:r>
-          </w:p>
-        </w:tc>
-      </w:tr>
-      <w:tr>
-        <w:tc>
-          <w:tcPr>
-            <w:tcW w:type="dxa" w:w="2400"/>
-            <w:tcBorders>
-              <w:top w:val="single" w:color="CCCCCC" w:sz="1"/>
-              <w:left w:val="single" w:color="CCCCCC" w:sz="1"/>
-              <w:bottom w:val="single" w:color="CCCCCC" w:sz="1"/>
-              <w:right w:val="single" w:color="CCCCCC" w:sz="1"/>
-            </w:tcBorders>
-            <w:tcMar>
-              <w:top w:type="dxa" w:w="80"/>
-              <w:left w:type="dxa" w:w="120"/>
-              <w:bottom w:type="dxa" w:w="80"/>
-              <w:right w:type="dxa" w:w="120"/>
-            </w:tcMar>
-          </w:tcPr>
-          <w:p>
-            <w:r>
-              <w:t xml:space="preserve">Database</w:t>
-            </w:r>
-          </w:p>
-        </w:tc>
-        <w:tc>
-          <w:tcPr>
-            <w:tcW w:type="dxa" w:w="2200"/>
-            <w:tcBorders>
-              <w:top w:val="single" w:color="CCCCCC" w:sz="1"/>
-              <w:left w:val="single" w:color="CCCCCC" w:sz="1"/>
-              <w:bottom w:val="single" w:color="CCCCCC" w:sz="1"/>
-              <w:right w:val="single" w:color="CCCCCC" w:sz="1"/>
-            </w:tcBorders>
-            <w:tcMar>
-              <w:top w:type="dxa" w:w="80"/>
-              <w:left w:type="dxa" w:w="120"/>
-              <w:bottom w:type="dxa" w:w="80"/>
-              <w:right w:type="dxa" w:w="120"/>
-            </w:tcMar>
-          </w:tcPr>
-          <w:p>
-            <w:r>
-              <w:t xml:space="preserve">Expand Selected Nodes</w:t>
-            </w:r>
-          </w:p>
-        </w:tc>
-        <w:tc>
-          <w:tcPr>
-            <w:tcW w:type="dxa" w:w="4560"/>
-            <w:tcBorders>
-              <w:top w:val="single" w:color="CCCCCC" w:sz="1"/>
-              <w:left w:val="single" w:color="CCCCCC" w:sz="1"/>
-              <w:bottom w:val="single" w:color="CCCCCC" w:sz="1"/>
-              <w:right w:val="single" w:color="CCCCCC" w:sz="1"/>
-            </w:tcBorders>
-            <w:tcMar>
-              <w:top w:type="dxa" w:w="80"/>
-              <w:left w:type="dxa" w:w="120"/>
-              <w:bottom w:type="dxa" w:w="80"/>
-              <w:right w:type="dxa" w:w="120"/>
-            </w:tcMar>
-          </w:tcPr>
-          <w:p>
-            <w:r>
-              <w:t xml:space="preserve">Pull in neighbors of your selection under various filters, or expand to a specific label.</w:t>
-            </w:r>
-          </w:p>
-        </w:tc>
-      </w:tr>
-      <w:tr>
-        <w:tc>
-          <w:tcPr>
-            <w:tcW w:type="dxa" w:w="2400"/>
-            <w:tcBorders>
-              <w:top w:val="single" w:color="CCCCCC" w:sz="1"/>
-              <w:left w:val="single" w:color="CCCCCC" w:sz="1"/>
-              <w:bottom w:val="single" w:color="CCCCCC" w:sz="1"/>
-              <w:right w:val="single" w:color="CCCCCC" w:sz="1"/>
-            </w:tcBorders>
-            <w:tcMar>
-              <w:top w:type="dxa" w:w="80"/>
-              <w:left w:type="dxa" w:w="120"/>
-              <w:bottom w:type="dxa" w:w="80"/>
-              <w:right w:type="dxa" w:w="120"/>
-            </w:tcMar>
-          </w:tcPr>
-          <w:p>
-            <w:r>
-              <w:t xml:space="preserve">View</w:t>
-            </w:r>
-          </w:p>
-        </w:tc>
-        <w:tc>
-          <w:tcPr>
-            <w:tcW w:type="dxa" w:w="2200"/>
-            <w:tcBorders>
-              <w:top w:val="single" w:color="CCCCCC" w:sz="1"/>
-              <w:left w:val="single" w:color="CCCCCC" w:sz="1"/>
-              <w:bottom w:val="single" w:color="CCCCCC" w:sz="1"/>
-              <w:right w:val="single" w:color="CCCCCC" w:sz="1"/>
-            </w:tcBorders>
-            <w:tcMar>
-              <w:top w:type="dxa" w:w="80"/>
-              <w:left w:type="dxa" w:w="120"/>
-              <w:bottom w:type="dxa" w:w="80"/>
-              <w:right w:type="dxa" w:w="120"/>
-            </w:tcMar>
-          </w:tcPr>
-          <w:p>
-            <w:r>
-              <w:t xml:space="preserve">Graph / Relations / References / Nodes</w:t>
-            </w:r>
-          </w:p>
-        </w:tc>
-        <w:tc>
-          <w:tcPr>
-            <w:tcW w:type="dxa" w:w="4560"/>
-            <w:tcBorders>
-              <w:top w:val="single" w:color="CCCCCC" w:sz="1"/>
-              <w:left w:val="single" w:color="CCCCCC" w:sz="1"/>
-              <w:bottom w:val="single" w:color="CCCCCC" w:sz="1"/>
-              <w:right w:val="single" w:color="CCCCCC" w:sz="1"/>
-            </w:tcBorders>
-            <w:tcMar>
-              <w:top w:type="dxa" w:w="80"/>
-              <w:left w:type="dxa" w:w="120"/>
-              <w:bottom w:type="dxa" w:w="80"/>
-              <w:right w:type="dxa" w:w="120"/>
-            </w:tcMar>
-          </w:tcPr>
-          <w:p>
-            <w:r>
-              <w:t xml:space="preserve">Switch the main panel between the graph canvas and each table mode.</w:t>
-            </w:r>
-          </w:p>
-        </w:tc>
-      </w:tr>
-      <w:tr>
-        <w:tc>
-          <w:tcPr>
-            <w:tcW w:type="dxa" w:w="2400"/>
-            <w:tcBorders>
-              <w:top w:val="single" w:color="CCCCCC" w:sz="1"/>
-              <w:left w:val="single" w:color="CCCCCC" w:sz="1"/>
-              <w:bottom w:val="single" w:color="CCCCCC" w:sz="1"/>
-              <w:right w:val="single" w:color="CCCCCC" w:sz="1"/>
-            </w:tcBorders>
-            <w:tcMar>
-              <w:top w:type="dxa" w:w="80"/>
-              <w:left w:type="dxa" w:w="120"/>
-              <w:bottom w:type="dxa" w:w="80"/>
-              <w:right w:type="dxa" w:w="120"/>
-            </w:tcMar>
-          </w:tcPr>
-          <w:p>
-            <w:r>
-              <w:t xml:space="preserve">View</w:t>
-            </w:r>
-          </w:p>
-        </w:tc>
-        <w:tc>
-          <w:tcPr>
-            <w:tcW w:type="dxa" w:w="2200"/>
-            <w:tcBorders>
-              <w:top w:val="single" w:color="CCCCCC" w:sz="1"/>
-              <w:left w:val="single" w:color="CCCCCC" w:sz="1"/>
-              <w:bottom w:val="single" w:color="CCCCCC" w:sz="1"/>
-              <w:right w:val="single" w:color="CCCCCC" w:sz="1"/>
-            </w:tcBorders>
-            <w:tcMar>
-              <w:top w:type="dxa" w:w="80"/>
-              <w:left w:type="dxa" w:w="120"/>
-              <w:bottom w:type="dxa" w:w="80"/>
-              <w:right w:type="dxa" w:w="120"/>
-            </w:tcMar>
-          </w:tcPr>
-          <w:p>
-            <w:r>
-              <w:t xml:space="preserve">Layout</w:t>
-            </w:r>
-          </w:p>
-        </w:tc>
-        <w:tc>
-          <w:tcPr>
-            <w:tcW w:type="dxa" w:w="4560"/>
-            <w:tcBorders>
-              <w:top w:val="single" w:color="CCCCCC" w:sz="1"/>
-              <w:left w:val="single" w:color="CCCCCC" w:sz="1"/>
-              <w:bottom w:val="single" w:color="CCCCCC" w:sz="1"/>
-              <w:right w:val="single" w:color="CCCCCC" w:sz="1"/>
-            </w:tcBorders>
-            <w:tcMar>
-              <w:top w:type="dxa" w:w="80"/>
-              <w:left w:type="dxa" w:w="120"/>
-              <w:bottom w:type="dxa" w:w="80"/>
-              <w:right w:type="dxa" w:w="120"/>
-            </w:tcMar>
-          </w:tcPr>
-          <w:p>
-            <w:r>
-              <w:t xml:space="preserve">Force-directed, hierarchical, circular, concentric, grid, or orthogonal.</w:t>
-            </w:r>
-          </w:p>
-        </w:tc>
-      </w:tr>
-      <w:tr>
-        <w:tc>
-          <w:tcPr>
-            <w:tcW w:type="dxa" w:w="2400"/>
-            <w:tcBorders>
-              <w:top w:val="single" w:color="CCCCCC" w:sz="1"/>
-              <w:left w:val="single" w:color="CCCCCC" w:sz="1"/>
-              <w:bottom w:val="single" w:color="CCCCCC" w:sz="1"/>
-              <w:right w:val="single" w:color="CCCCCC" w:sz="1"/>
-            </w:tcBorders>
-            <w:tcMar>
-              <w:top w:type="dxa" w:w="80"/>
-              <w:left w:type="dxa" w:w="120"/>
-              <w:bottom w:type="dxa" w:w="80"/>
-              <w:right w:type="dxa" w:w="120"/>
-            </w:tcMar>
-          </w:tcPr>
-          <w:p>
-            <w:r>
-              <w:t xml:space="preserve">View</w:t>
-            </w:r>
-          </w:p>
-        </w:tc>
-        <w:tc>
-          <w:tcPr>
-            <w:tcW w:type="dxa" w:w="2200"/>
-            <w:tcBorders>
-              <w:top w:val="single" w:color="CCCCCC" w:sz="1"/>
-              <w:left w:val="single" w:color="CCCCCC" w:sz="1"/>
-              <w:bottom w:val="single" w:color="CCCCCC" w:sz="1"/>
-              <w:right w:val="single" w:color="CCCCCC" w:sz="1"/>
-            </w:tcBorders>
-            <w:tcMar>
-              <w:top w:type="dxa" w:w="80"/>
-              <w:left w:type="dxa" w:w="120"/>
-              <w:bottom w:type="dxa" w:w="80"/>
-              <w:right w:type="dxa" w:w="120"/>
-            </w:tcMar>
-          </w:tcPr>
-          <w:p>
-            <w:r>
-              <w:t xml:space="preserve">Styles</w:t>
-            </w:r>
-          </w:p>
-        </w:tc>
-        <w:tc>
-          <w:tcPr>
-            <w:tcW w:type="dxa" w:w="4560"/>
-            <w:tcBorders>
-              <w:top w:val="single" w:color="CCCCCC" w:sz="1"/>
-              <w:left w:val="single" w:color="CCCCCC" w:sz="1"/>
-              <w:bottom w:val="single" w:color="CCCCCC" w:sz="1"/>
-              <w:right w:val="single" w:color="CCCCCC" w:sz="1"/>
-            </w:tcBorders>
-            <w:tcMar>
-              <w:top w:type="dxa" w:w="80"/>
-              <w:left w:type="dxa" w:w="120"/>
-              <w:bottom w:type="dxa" w:w="80"/>
-              <w:right w:type="dxa" w:w="120"/>
-            </w:tcMar>
-          </w:tcPr>
-          <w:p>
-            <w:r>
-              <w:t xml:space="preserve">Color the graph by default palette, by Effect sign, or by Metabolic pathway role.</w:t>
-            </w:r>
-          </w:p>
-        </w:tc>
-      </w:tr>
-      <w:tr>
-        <w:tc>
-          <w:tcPr>
-            <w:tcW w:type="dxa" w:w="2400"/>
-            <w:tcBorders>
-              <w:top w:val="single" w:color="CCCCCC" w:sz="1"/>
-              <w:left w:val="single" w:color="CCCCCC" w:sz="1"/>
-              <w:bottom w:val="single" w:color="CCCCCC" w:sz="1"/>
-              <w:right w:val="single" w:color="CCCCCC" w:sz="1"/>
-            </w:tcBorders>
-            <w:tcMar>
-              <w:top w:type="dxa" w:w="80"/>
-              <w:left w:type="dxa" w:w="120"/>
-              <w:bottom w:type="dxa" w:w="80"/>
-              <w:right w:type="dxa" w:w="120"/>
-            </w:tcMar>
-          </w:tcPr>
-          <w:p>
-            <w:r>
-              <w:t xml:space="preserve">View</w:t>
-            </w:r>
-          </w:p>
-        </w:tc>
-        <w:tc>
-          <w:tcPr>
-            <w:tcW w:type="dxa" w:w="2200"/>
-            <w:tcBorders>
-              <w:top w:val="single" w:color="CCCCCC" w:sz="1"/>
-              <w:left w:val="single" w:color="CCCCCC" w:sz="1"/>
-              <w:bottom w:val="single" w:color="CCCCCC" w:sz="1"/>
-              <w:right w:val="single" w:color="CCCCCC" w:sz="1"/>
-            </w:tcBorders>
-            <w:tcMar>
-              <w:top w:type="dxa" w:w="80"/>
-              <w:left w:type="dxa" w:w="120"/>
-              <w:bottom w:type="dxa" w:w="80"/>
-              <w:right w:type="dxa" w:w="120"/>
-            </w:tcMar>
-          </w:tcPr>
-          <w:p>
-            <w:r>
-              <w:t xml:space="preserve">Columns</w:t>
-            </w:r>
-          </w:p>
-        </w:tc>
-        <w:tc>
-          <w:tcPr>
-            <w:tcW w:type="dxa" w:w="4560"/>
-            <w:tcBorders>
-              <w:top w:val="single" w:color="CCCCCC" w:sz="1"/>
-              <w:left w:val="single" w:color="CCCCCC" w:sz="1"/>
-              <w:bottom w:val="single" w:color="CCCCCC" w:sz="1"/>
-              <w:right w:val="single" w:color="CCCCCC" w:sz="1"/>
-            </w:tcBorders>
-            <w:tcMar>
-              <w:top w:type="dxa" w:w="80"/>
-              <w:left w:type="dxa" w:w="120"/>
-              <w:bottom w:type="dxa" w:w="80"/>
-              <w:right w:type="dxa" w:w="120"/>
-            </w:tcMar>
-          </w:tcPr>
-          <w:p>
-            <w:r>
-              <w:t xml:space="preserve">(Table modes) add/remove/reorder/autofit columns.</w:t>
-            </w:r>
-          </w:p>
-        </w:tc>
-      </w:tr>
-      <w:tr>
-        <w:tc>
-          <w:tcPr>
-            <w:tcW w:type="dxa" w:w="2400"/>
-            <w:tcBorders>
-              <w:top w:val="single" w:color="CCCCCC" w:sz="1"/>
-              <w:left w:val="single" w:color="CCCCCC" w:sz="1"/>
-              <w:bottom w:val="single" w:color="CCCCCC" w:sz="1"/>
-              <w:right w:val="single" w:color="CCCCCC" w:sz="1"/>
-            </w:tcBorders>
-            <w:tcMar>
-              <w:top w:type="dxa" w:w="80"/>
-              <w:left w:type="dxa" w:w="120"/>
-              <w:bottom w:type="dxa" w:w="80"/>
-              <w:right w:type="dxa" w:w="120"/>
-            </w:tcMar>
-          </w:tcPr>
-          <w:p>
-            <w:r>
-              <w:t xml:space="preserve">Select</w:t>
-            </w:r>
-          </w:p>
-        </w:tc>
-        <w:tc>
-          <w:tcPr>
-            <w:tcW w:type="dxa" w:w="2200"/>
-            <w:tcBorders>
-              <w:top w:val="single" w:color="CCCCCC" w:sz="1"/>
-              <w:left w:val="single" w:color="CCCCCC" w:sz="1"/>
-              <w:bottom w:val="single" w:color="CCCCCC" w:sz="1"/>
-              <w:right w:val="single" w:color="CCCCCC" w:sz="1"/>
-            </w:tcBorders>
-            <w:tcMar>
-              <w:top w:type="dxa" w:w="80"/>
-              <w:left w:type="dxa" w:w="120"/>
-              <w:bottom w:type="dxa" w:w="80"/>
-              <w:right w:type="dxa" w:w="120"/>
-            </w:tcMar>
-          </w:tcPr>
-          <w:p>
-            <w:r>
-              <w:t xml:space="preserve">By area / all Nodes / all Relations / by label / by type</w:t>
-            </w:r>
-          </w:p>
-        </w:tc>
-        <w:tc>
-          <w:tcPr>
-            <w:tcW w:type="dxa" w:w="4560"/>
-            <w:tcBorders>
-              <w:top w:val="single" w:color="CCCCCC" w:sz="1"/>
-              <w:left w:val="single" w:color="CCCCCC" w:sz="1"/>
-              <w:bottom w:val="single" w:color="CCCCCC" w:sz="1"/>
-              <w:right w:val="single" w:color="CCCCCC" w:sz="1"/>
-            </w:tcBorders>
-            <w:tcMar>
-              <w:top w:type="dxa" w:w="80"/>
-              <w:left w:type="dxa" w:w="120"/>
-              <w:bottom w:type="dxa" w:w="80"/>
-              <w:right w:type="dxa" w:w="120"/>
-            </w:tcMar>
-          </w:tcPr>
-          <w:p>
-            <w:r>
-              <w:t xml:space="preserve">Various selection shortcuts.</w:t>
-            </w:r>
-          </w:p>
-        </w:tc>
-      </w:tr>
-      <w:tr>
-        <w:tc>
-          <w:tcPr>
-            <w:tcW w:type="dxa" w:w="2400"/>
-            <w:tcBorders>
-              <w:top w:val="single" w:color="CCCCCC" w:sz="1"/>
-              <w:left w:val="single" w:color="CCCCCC" w:sz="1"/>
-              <w:bottom w:val="single" w:color="CCCCCC" w:sz="1"/>
-              <w:right w:val="single" w:color="CCCCCC" w:sz="1"/>
-            </w:tcBorders>
-            <w:tcMar>
-              <w:top w:type="dxa" w:w="80"/>
-              <w:left w:type="dxa" w:w="120"/>
-              <w:bottom w:type="dxa" w:w="80"/>
-              <w:right w:type="dxa" w:w="120"/>
-            </w:tcMar>
-          </w:tcPr>
-          <w:p>
-            <w:r>
-              <w:t xml:space="preserve">Select</w:t>
-            </w:r>
-          </w:p>
-        </w:tc>
-        <w:tc>
-          <w:tcPr>
-            <w:tcW w:type="dxa" w:w="2200"/>
-            <w:tcBorders>
-              <w:top w:val="single" w:color="CCCCCC" w:sz="1"/>
-              <w:left w:val="single" w:color="CCCCCC" w:sz="1"/>
-              <w:bottom w:val="single" w:color="CCCCCC" w:sz="1"/>
-              <w:right w:val="single" w:color="CCCCCC" w:sz="1"/>
-            </w:tcBorders>
-            <w:tcMar>
-              <w:top w:type="dxa" w:w="80"/>
-              <w:left w:type="dxa" w:w="120"/>
-              <w:bottom w:type="dxa" w:w="80"/>
-              <w:right w:type="dxa" w:w="120"/>
-            </w:tcMar>
-          </w:tcPr>
-          <w:p>
-            <w:r>
-              <w:t xml:space="preserve">Add neighbors to selection / Invert selection</w:t>
-            </w:r>
-          </w:p>
-        </w:tc>
-        <w:tc>
-          <w:tcPr>
-            <w:tcW w:type="dxa" w:w="4560"/>
-            <w:tcBorders>
-              <w:top w:val="single" w:color="CCCCCC" w:sz="1"/>
-              <w:left w:val="single" w:color="CCCCCC" w:sz="1"/>
-              <w:bottom w:val="single" w:color="CCCCCC" w:sz="1"/>
-              <w:right w:val="single" w:color="CCCCCC" w:sz="1"/>
-            </w:tcBorders>
-            <w:tcMar>
-              <w:top w:type="dxa" w:w="80"/>
-              <w:left w:type="dxa" w:w="120"/>
-              <w:bottom w:type="dxa" w:w="80"/>
-              <w:right w:type="dxa" w:w="120"/>
-            </w:tcMar>
-          </w:tcPr>
-          <w:p>
-            <w:r>
-              <w:t xml:space="preserve">Grow or flip the current selection.</w:t>
-            </w:r>
-          </w:p>
-        </w:tc>
-      </w:tr>
-      <w:tr>
-        <w:tc>
-          <w:tcPr>
-            <w:tcW w:type="dxa" w:w="2400"/>
-            <w:tcBorders>
-              <w:top w:val="single" w:color="CCCCCC" w:sz="1"/>
-              <w:left w:val="single" w:color="CCCCCC" w:sz="1"/>
-              <w:bottom w:val="single" w:color="CCCCCC" w:sz="1"/>
-              <w:right w:val="single" w:color="CCCCCC" w:sz="1"/>
-            </w:tcBorders>
-            <w:tcMar>
-              <w:top w:type="dxa" w:w="80"/>
-              <w:left w:type="dxa" w:w="120"/>
-              <w:bottom w:type="dxa" w:w="80"/>
-              <w:right w:type="dxa" w:w="120"/>
-            </w:tcMar>
-          </w:tcPr>
-          <w:p>
-            <w:r>
-              <w:t xml:space="preserve">Edit</w:t>
-            </w:r>
-          </w:p>
-        </w:tc>
-        <w:tc>
-          <w:tcPr>
-            <w:tcW w:type="dxa" w:w="2200"/>
-            <w:tcBorders>
-              <w:top w:val="single" w:color="CCCCCC" w:sz="1"/>
-              <w:left w:val="single" w:color="CCCCCC" w:sz="1"/>
-              <w:bottom w:val="single" w:color="CCCCCC" w:sz="1"/>
-              <w:right w:val="single" w:color="CCCCCC" w:sz="1"/>
-            </w:tcBorders>
-            <w:tcMar>
-              <w:top w:type="dxa" w:w="80"/>
-              <w:left w:type="dxa" w:w="120"/>
-              <w:bottom w:type="dxa" w:w="80"/>
-              <w:right w:type="dxa" w:w="120"/>
-            </w:tcMar>
-          </w:tcPr>
-          <w:p>
-            <w:r>
-              <w:t xml:space="preserve">Copy / Paste / Delete selected</w:t>
-            </w:r>
-          </w:p>
-        </w:tc>
-        <w:tc>
-          <w:tcPr>
-            <w:tcW w:type="dxa" w:w="4560"/>
-            <w:tcBorders>
-              <w:top w:val="single" w:color="CCCCCC" w:sz="1"/>
-              <w:left w:val="single" w:color="CCCCCC" w:sz="1"/>
-              <w:bottom w:val="single" w:color="CCCCCC" w:sz="1"/>
-              <w:right w:val="single" w:color="CCCCCC" w:sz="1"/>
-            </w:tcBorders>
-            <w:tcMar>
-              <w:top w:type="dxa" w:w="80"/>
-              <w:left w:type="dxa" w:w="120"/>
-              <w:bottom w:type="dxa" w:w="80"/>
-              <w:right w:type="dxa" w:w="120"/>
-            </w:tcMar>
-          </w:tcPr>
-          <w:p>
-            <w:r>
-              <w:t xml:space="preserve">Standard clipboard operations, including across tabs.</w:t>
             </w:r>
           </w:p>
         </w:tc>
@@ -1818,7 +2498,7 @@
         <w:spacing w:after="80"/>
       </w:pPr>
       <w:r>
-        <w:t xml:space="preserve">Ask the AI Agent in plain English — see Section 6.</w:t>
+        <w:t xml:space="preserve">Ask the AI Agent in plain English — see Section 7.</w:t>
       </w:r>
     </w:p>
     <w:p>
@@ -1894,7 +2574,23 @@
         <w:spacing w:after="160"/>
       </w:pPr>
       <w:r>
-        <w:t xml:space="preserve">Database → Expand Selected Nodes offers several ways to pull in more of the graph around your current selection: all neighbors, only direct physical-interaction neighbors, only biomarker relations, only indirect relations, or expand to a specific node label you choose. Database → Find relations between Selected/Unselected does the same but restricted to edges connecting the two groups. Both preview the count before committing so you can back out of an unexpectedly large expansion.</w:t>
+        <w:t xml:space="preserve">Explore → Expand Selected Nodes offers several ways to pull in more of the graph around your current selection: all neighbors, only direct physical-interaction neighbors, only biomarker relations, only indirect relations, or expand to a specific node label you choose. Explore → Find relations between Selected/Unselected does the same but restricted to edges connecting the two groups, and Explore → Find common neighbors finds nodes connected to every one of your selected nodes. Each "All relations" submenu item opens a shared configuration dialog — checkboxes for which node and relation types to include, plus optional property filters on either — and remembers your last-used choices the next time you open it, so you never have to reconstruct a query from memory to reproduce it. A menu item that needs at least two selected nodes is shown dimmed whenever fewer are selected, as an early warning.</w:t>
+      </w:r>
+    </w:p>
+    <w:p>
+      <w:pPr>
+        <w:pStyle w:val="Heading2"/>
+      </w:pPr>
+      <w:r>
+        <w:t xml:space="preserve">3.4 Connectivity Report</w:t>
+      </w:r>
+    </w:p>
+    <w:p>
+      <w:pPr>
+        <w:spacing w:after="160"/>
+      </w:pPr>
+      <w:r>
+        <w:t xml:space="preserve">Once a query like the ones above returns several candidate results to choose from — rather than a single obvious result to merge directly — it opens in the Connectivity Report: a sortable table (by name, node type, target count, and reference/snippet count) with a node-type and relation-type breakdown summarizing the whole result set at a glance. Check the rows you want (Shift+click to check a whole range at once), then Add to current graph or Open in another graph. The dialog only closes via its own × or Cancel — clicking outside it will not accidentally discard results you may have waited a while for.</w:t>
       </w:r>
     </w:p>
     <w:p>
@@ -1954,6 +2650,54 @@
       </w:r>
     </w:p>
     <w:p>
+      <w:pPr>
+        <w:pStyle w:val="Heading1"/>
+      </w:pPr>
+      <w:r>
+        <w:t xml:space="preserve">6. Pathway Collection</w:t>
+      </w:r>
+    </w:p>
+    <w:p>
+      <w:pPr>
+        <w:spacing w:after="160"/>
+      </w:pPr>
+      <w:r>
+        <w:t xml:space="preserve">If your administrator or you have configured a pathway-collection directory (⚙ Settings ▾ → Pathway Collection, indexed once and then kept current from the same dialog), the Pathways menu gives you several ways to find and reuse curated pathways without hand-picking files from disk.</w:t>
+      </w:r>
+    </w:p>
+    <w:p>
+      <w:pPr>
+        <w:pStyle w:val="Heading2"/>
+      </w:pPr>
+      <w:r>
+        <w:t xml:space="preserve">6.1 Browsing and searching</w:t>
+      </w:r>
+    </w:p>
+    <w:p>
+      <w:pPr>
+        <w:spacing w:after="160"/>
+      </w:pPr>
+      <w:r>
+        <w:t xml:space="preserve">Pathways → Browse… presents your collection as a drill-down folder tree, with a running pathway count (including subfolders) next to each entry. A 🔗 icon marks a Pathway Alias — a lightweight reference to a pathway that actually lives in a different folder, used so the same curated pathway does not have to be duplicated across every disease or process category it belongs to; clicking one opens the real pathway, not an empty placeholder. Pathways → Text Search looks across every pathway's name and properties; Entity Search and Combined Search (enabled once you have at least one node selected in the graph) find pathways containing your selected entities, ranked by how strong that overlap is. Anatomy Index and Alphabetical Index group the same collection by anatomical annotation or by name; Statistics reports collection-wide totals (node/relation type counts, unique references, and supporting sentences).</w:t>
+      </w:r>
+    </w:p>
+    <w:p>
+      <w:pPr>
+        <w:pStyle w:val="Heading2"/>
+      </w:pPr>
+      <w:r>
+        <w:t xml:space="preserve">6.2 Saving a pathway back</w:t>
+      </w:r>
+    </w:p>
+    <w:p>
+      <w:pPr>
+        <w:spacing w:after="160"/>
+      </w:pPr>
+      <w:r>
+        <w:t xml:space="preserve">Pathways → Save writes the currently open pathway back to its own file, in place. Pathways → Save As… lets you choose a name and folder and save either a full copy of the pathway, or — pick "Alias" in the dialog — a Pathway Alias pointing back at the pathway you have open, without duplicating its content at all. Saving as an Alias is only available for a pathway that was itself opened from a source that carries a stable identifier; the dialog tells you plainly if the one you have open does not qualify.</w:t>
+      </w:r>
+    </w:p>
+    <w:p>
       <w:r>
         <w:br w:type="page"/>
       </w:r>
@@ -1963,7 +2707,7 @@
         <w:pStyle w:val="Heading1"/>
       </w:pPr>
       <w:r>
-        <w:t xml:space="preserve">6. Using the AI Agent</w:t>
+        <w:t xml:space="preserve">7. Using the AI Agent</w:t>
       </w:r>
     </w:p>
     <w:p>
@@ -1979,7 +2723,7 @@
         <w:pStyle w:val="Heading2"/>
       </w:pPr>
       <w:r>
-        <w:t xml:space="preserve">6.1 Teaching the agent your terminology</w:t>
+        <w:t xml:space="preserve">7.1 Teaching the agent your terminology</w:t>
       </w:r>
     </w:p>
     <w:p>
@@ -1995,7 +2739,7 @@
         <w:pStyle w:val="Heading2"/>
       </w:pPr>
       <w:r>
-        <w:t xml:space="preserve">6.2 Cypher Examples library</w:t>
+        <w:t xml:space="preserve">7.2 Cypher Examples library</w:t>
       </w:r>
     </w:p>
     <w:p>
@@ -2011,7 +2755,7 @@
         <w:pStyle w:val="Heading2"/>
       </w:pPr>
       <w:r>
-        <w:t xml:space="preserve">6.3 Reviewing and confirming writes</w:t>
+        <w:t xml:space="preserve">7.3 Reviewing and confirming writes</w:t>
       </w:r>
     </w:p>
     <w:p>
@@ -2027,7 +2771,7 @@
         <w:pStyle w:val="Heading2"/>
       </w:pPr>
       <w:r>
-        <w:t xml:space="preserve">6.4 Saving and reusing work</w:t>
+        <w:t xml:space="preserve">7.4 Saving and reusing work</w:t>
       </w:r>
     </w:p>
     <w:p>
@@ -2081,7 +2825,7 @@
         <w:pStyle w:val="Heading1"/>
       </w:pPr>
       <w:r>
-        <w:t xml:space="preserve">7. Curating Relations</w:t>
+        <w:t xml:space="preserve">8. Curating Relations</w:t>
       </w:r>
     </w:p>
     <w:p>
@@ -2097,7 +2841,7 @@
         <w:pStyle w:val="Heading1"/>
       </w:pPr>
       <w:r>
-        <w:t xml:space="preserve">8. Import and Export</w:t>
+        <w:t xml:space="preserve">9. Import and Export</w:t>
       </w:r>
     </w:p>
     <w:p>
@@ -2110,7 +2854,7 @@
         <w:spacing w:after="80"/>
       </w:pPr>
       <w:r>
-        <w:t xml:space="preserve">RNEF import: File → Load subgraph, choose a .rnef file. Multi-pathway files open a picker so you can choose which pathway(s) to load, one tab each.</w:t>
+        <w:t xml:space="preserve">RNEF import: File → Load subgraph, choose a .rnef file. Multi-pathway files open a picker so you can choose which pathway(s) to load, one tab each. Custom node shapes/colors/gradients authored in Pathway Studio are reproduced faithfully for the handful of node types that use them, rather than falling back to the app’s default shape palette.</w:t>
       </w:r>
     </w:p>
     <w:p>
@@ -2144,7 +2888,7 @@
         <w:pStyle w:val="Heading1"/>
       </w:pPr>
       <w:r>
-        <w:t xml:space="preserve">9. Settings and Administration</w:t>
+        <w:t xml:space="preserve">10. Settings and Administration</w:t>
       </w:r>
     </w:p>
     <w:tbl>
@@ -2335,6 +3079,52 @@
           </w:tcPr>
           <w:p>
             <w:r>
+              <w:t xml:space="preserve">Pathway Collection (your indexed pathway directory)</w:t>
+            </w:r>
+          </w:p>
+        </w:tc>
+        <w:tc>
+          <w:tcPr>
+            <w:tcW w:type="dxa" w:w="6160"/>
+            <w:tcBorders>
+              <w:top w:val="single" w:color="CCCCCC" w:sz="1"/>
+              <w:left w:val="single" w:color="CCCCCC" w:sz="1"/>
+              <w:bottom w:val="single" w:color="CCCCCC" w:sz="1"/>
+              <w:right w:val="single" w:color="CCCCCC" w:sz="1"/>
+            </w:tcBorders>
+            <w:tcMar>
+              <w:top w:type="dxa" w:w="80"/>
+              <w:left w:type="dxa" w:w="120"/>
+              <w:bottom w:type="dxa" w:w="80"/>
+              <w:right w:type="dxa" w:w="120"/>
+            </w:tcMar>
+          </w:tcPr>
+          <w:p>
+            <w:r>
+              <w:t xml:space="preserve">Every user, for their own account</w:t>
+            </w:r>
+          </w:p>
+        </w:tc>
+      </w:tr>
+      <w:tr>
+        <w:tc>
+          <w:tcPr>
+            <w:tcW w:type="dxa" w:w="3200"/>
+            <w:tcBorders>
+              <w:top w:val="single" w:color="CCCCCC" w:sz="1"/>
+              <w:left w:val="single" w:color="CCCCCC" w:sz="1"/>
+              <w:bottom w:val="single" w:color="CCCCCC" w:sz="1"/>
+              <w:right w:val="single" w:color="CCCCCC" w:sz="1"/>
+            </w:tcBorders>
+            <w:tcMar>
+              <w:top w:type="dxa" w:w="80"/>
+              <w:left w:type="dxa" w:w="120"/>
+              <w:bottom w:type="dxa" w:w="80"/>
+              <w:right w:type="dxa" w:w="120"/>
+            </w:tcMar>
+          </w:tcPr>
+          <w:p>
+            <w:r>
               <w:t xml:space="preserve">Users (add/remove accounts, assign roles)</w:t>
             </w:r>
           </w:p>
@@ -2460,7 +3250,7 @@
         <w:pStyle w:val="Heading1"/>
       </w:pPr>
       <w:r>
-        <w:t xml:space="preserve">10. Troubleshooting</w:t>
+        <w:t xml:space="preserve">11. Troubleshooting</w:t>
       </w:r>
     </w:p>
     <w:tbl>
